--- a/data/revised_2026-10_full/outputs/v2/Biology/SS2.1_Plant_Nutrition/Biology_Plant_Nutrition_CBE_LessonSequence.docx
+++ b/data/revised_2026-10_full/outputs/v2/Biology/SS2.1_Plant_Nutrition/Biology_Plant_Nutrition_CBE_LessonSequence.docx
@@ -2758,7 +2758,7 @@
         </w:rPr>
         <w:t xml:space="preserve">© 2026 SeaVuria and ARES. This work is licensed under a </w:t>
       </w:r>
-      <w:hyperlink w:history="1" r:id="rIdp7yaglaqxi-rzn48326uk">
+      <w:hyperlink w:history="1" r:id="rId_uedbkfjmqhntxtvcu3gl">
         <w:r>
           <w:rPr>
             <w:rFonts w:ascii="Arial" w:cs="Arial" w:eastAsia="Arial" w:hAnsi="Arial"/>
@@ -2778,7 +2778,7 @@
         </w:rPr>
         <w:t xml:space="preserve"> (</w:t>
       </w:r>
-      <w:hyperlink w:history="1" r:id="rIdwuf5at9ehln2jligdyrza">
+      <w:hyperlink w:history="1" r:id="rId7qpte0e7xe3w1oqwawcuv">
         <w:r>
           <w:rPr>
             <w:rFonts w:ascii="Arial" w:cs="Arial" w:eastAsia="Arial" w:hAnsi="Arial"/>
@@ -2798,7 +2798,7 @@
         </w:rPr>
         <w:t xml:space="preserve">). To view a copy of this license, visit </w:t>
       </w:r>
-      <w:hyperlink w:history="1" r:id="rIdrjkfzeh0ag4zvmn1_w8bf">
+      <w:hyperlink w:history="1" r:id="rIdnw6yvfqv6drbb3el7efkj">
         <w:r>
           <w:rPr>
             <w:rFonts w:ascii="Arial" w:cs="Arial" w:eastAsia="Arial" w:hAnsi="Arial"/>
@@ -3837,7 +3837,7 @@
             <w:pPr>
               <w:spacing w:after="20" w:before="0"/>
             </w:pPr>
-            <w:hyperlink w:history="1" r:id="rIdau5wprr7wuj3sdqjxcng5">
+            <w:hyperlink w:history="1" r:id="rIdtxplqw03aw43egfgmtldz">
               <w:r>
                 <w:rPr>
                   <w:rFonts w:ascii="Arial" w:cs="Arial" w:eastAsia="Arial" w:hAnsi="Arial"/>
@@ -3886,7 +3886,7 @@
               <w:spacing w:after="10" w:before="0"/>
               <w:ind w:left="120"/>
             </w:pPr>
-            <w:hyperlink w:history="1" r:id="rId9ooive29dznjpl8z2vmpd">
+            <w:hyperlink w:history="1" r:id="rIdat-i5veoghbmino539qfd">
               <w:r>
                 <w:rPr>
                   <w:rFonts w:ascii="Arial" w:cs="Arial" w:eastAsia="Arial" w:hAnsi="Arial"/>
@@ -3948,7 +3948,7 @@
               <w:spacing w:after="10" w:before="0"/>
               <w:ind w:left="120"/>
             </w:pPr>
-            <w:hyperlink w:history="1" r:id="rIdsjszvvwnl24jxgxvcl9rb">
+            <w:hyperlink w:history="1" r:id="rIdkrvkltg3wymvvlao2uqqd">
               <w:r>
                 <w:rPr>
                   <w:rFonts w:ascii="Arial" w:cs="Arial" w:eastAsia="Arial" w:hAnsi="Arial"/>
@@ -4163,7 +4163,7 @@
             <w:pPr>
               <w:spacing w:after="20" w:before="0"/>
             </w:pPr>
-            <w:hyperlink w:history="1" r:id="rIdbb73rbbrf6f97ssrej2x-">
+            <w:hyperlink w:history="1" r:id="rId5lo7ocvd_ertnssnsfbnn">
               <w:r>
                 <w:rPr>
                   <w:rFonts w:ascii="Arial" w:cs="Arial" w:eastAsia="Arial" w:hAnsi="Arial"/>
@@ -4212,7 +4212,7 @@
               <w:spacing w:after="10" w:before="0"/>
               <w:ind w:left="120"/>
             </w:pPr>
-            <w:hyperlink w:history="1" r:id="rIdw1co4fmfsus7oxnebveil">
+            <w:hyperlink w:history="1" r:id="rId-cfsfnrjr-zfqxkxw22tt">
               <w:r>
                 <w:rPr>
                   <w:rFonts w:ascii="Arial" w:cs="Arial" w:eastAsia="Arial" w:hAnsi="Arial"/>
@@ -4274,7 +4274,7 @@
               <w:spacing w:after="10" w:before="0"/>
               <w:ind w:left="120"/>
             </w:pPr>
-            <w:hyperlink w:history="1" r:id="rIda24mveb8zqhxfrild1utl">
+            <w:hyperlink w:history="1" r:id="rIdg5jlrqiqtulolojhnd3n7">
               <w:r>
                 <w:rPr>
                   <w:rFonts w:ascii="Arial" w:cs="Arial" w:eastAsia="Arial" w:hAnsi="Arial"/>
@@ -4489,7 +4489,7 @@
             <w:pPr>
               <w:spacing w:after="20" w:before="0"/>
             </w:pPr>
-            <w:hyperlink w:history="1" r:id="rIdcxx8fbqh8mvmlr1rmbegc">
+            <w:hyperlink w:history="1" r:id="rId7qqqn5xeltoqd-pn-znfo">
               <w:r>
                 <w:rPr>
                   <w:rFonts w:ascii="Arial" w:cs="Arial" w:eastAsia="Arial" w:hAnsi="Arial"/>
@@ -4538,7 +4538,7 @@
               <w:spacing w:after="10" w:before="0"/>
               <w:ind w:left="120"/>
             </w:pPr>
-            <w:hyperlink w:history="1" r:id="rIdxmlv3rjifbefnlnrhp90r">
+            <w:hyperlink w:history="1" r:id="rIdvgtrkef_e4ookst5n7kng">
               <w:r>
                 <w:rPr>
                   <w:rFonts w:ascii="Arial" w:cs="Arial" w:eastAsia="Arial" w:hAnsi="Arial"/>
@@ -4600,7 +4600,7 @@
               <w:spacing w:after="10" w:before="0"/>
               <w:ind w:left="120"/>
             </w:pPr>
-            <w:hyperlink w:history="1" r:id="rId2phezp9g9qqjicizge5jm">
+            <w:hyperlink w:history="1" r:id="rId7pg_wjpxd6axc70xcr19j">
               <w:r>
                 <w:rPr>
                   <w:rFonts w:ascii="Arial" w:cs="Arial" w:eastAsia="Arial" w:hAnsi="Arial"/>
@@ -4815,7 +4815,7 @@
             <w:pPr>
               <w:spacing w:after="20" w:before="0"/>
             </w:pPr>
-            <w:hyperlink w:history="1" r:id="rIdsklolqj7tie1zs7kqrpwr">
+            <w:hyperlink w:history="1" r:id="rIdco39mjl_ikoriga_kmkcu">
               <w:r>
                 <w:rPr>
                   <w:rFonts w:ascii="Arial" w:cs="Arial" w:eastAsia="Arial" w:hAnsi="Arial"/>
@@ -4864,7 +4864,7 @@
               <w:spacing w:after="10" w:before="0"/>
               <w:ind w:left="120"/>
             </w:pPr>
-            <w:hyperlink w:history="1" r:id="rId3agkgfzcjyxackyuilepc">
+            <w:hyperlink w:history="1" r:id="rIde3ppjgg9sjwa0epx2_gpc">
               <w:r>
                 <w:rPr>
                   <w:rFonts w:ascii="Arial" w:cs="Arial" w:eastAsia="Arial" w:hAnsi="Arial"/>
@@ -4926,7 +4926,7 @@
               <w:spacing w:after="10" w:before="0"/>
               <w:ind w:left="120"/>
             </w:pPr>
-            <w:hyperlink w:history="1" r:id="rId1awl7krqf1wk8m6nunkt6">
+            <w:hyperlink w:history="1" r:id="rId8sukdse58z4p93qo448rm">
               <w:r>
                 <w:rPr>
                   <w:rFonts w:ascii="Arial" w:cs="Arial" w:eastAsia="Arial" w:hAnsi="Arial"/>
@@ -5141,7 +5141,7 @@
             <w:pPr>
               <w:spacing w:after="20" w:before="0"/>
             </w:pPr>
-            <w:hyperlink w:history="1" r:id="rIdkn_sq6wr1ngxr-xlcd6bx">
+            <w:hyperlink w:history="1" r:id="rIdiutp-hansu6oqjqtjt8su">
               <w:r>
                 <w:rPr>
                   <w:rFonts w:ascii="Arial" w:cs="Arial" w:eastAsia="Arial" w:hAnsi="Arial"/>
@@ -5190,7 +5190,7 @@
               <w:spacing w:after="10" w:before="0"/>
               <w:ind w:left="120"/>
             </w:pPr>
-            <w:hyperlink w:history="1" r:id="rIdc6bij7_hugmnk_edjdgwv">
+            <w:hyperlink w:history="1" r:id="rIdqfrwajmhpl6tujacn12lh">
               <w:r>
                 <w:rPr>
                   <w:rFonts w:ascii="Arial" w:cs="Arial" w:eastAsia="Arial" w:hAnsi="Arial"/>
@@ -5252,7 +5252,7 @@
               <w:spacing w:after="10" w:before="0"/>
               <w:ind w:left="120"/>
             </w:pPr>
-            <w:hyperlink w:history="1" r:id="rIdsgybkmrpryh1ub6vfupin">
+            <w:hyperlink w:history="1" r:id="rIdugkfnop4b3x4tpdq21sjw">
               <w:r>
                 <w:rPr>
                   <w:rFonts w:ascii="Arial" w:cs="Arial" w:eastAsia="Arial" w:hAnsi="Arial"/>
@@ -5792,7 +5792,7 @@
         </w:rPr>
         <w:t xml:space="preserve">© 2026 SeaVuria and ARES. Aligned with KICD objectives. Developed by SeaVuria; technical implementation by ARES (with AI assistance from Claude). Licensed under </w:t>
       </w:r>
-      <w:hyperlink w:history="1" r:id="rId4o-be-phhkccjqz6muzdw">
+      <w:hyperlink w:history="1" r:id="rId6eqhdfdte_4hjqdsqg-cz">
         <w:r>
           <w:rPr>
             <w:rFonts w:ascii="Arial" w:cs="Arial" w:eastAsia="Arial" w:hAnsi="Arial"/>
@@ -5813,7 +5813,7 @@
         </w:rPr>
         <w:t xml:space="preserve"> (</w:t>
       </w:r>
-      <w:hyperlink w:history="1" r:id="rIddf9sou3lwkmjs63s8un4b">
+      <w:hyperlink w:history="1" r:id="rIdndeyv-wsuxcdporl-zlag">
         <w:r>
           <w:rPr>
             <w:rFonts w:ascii="Arial" w:cs="Arial" w:eastAsia="Arial" w:hAnsi="Arial"/>
@@ -6853,7 +6853,7 @@
             <w:pPr>
               <w:spacing w:after="20" w:before="0"/>
             </w:pPr>
-            <w:hyperlink w:history="1" r:id="rId4m5cqfwbgejckugqimwob">
+            <w:hyperlink w:history="1" r:id="rIda6fa1hk7xtmac4dynfbp0">
               <w:r>
                 <w:rPr>
                   <w:rFonts w:ascii="Arial" w:cs="Arial" w:eastAsia="Arial" w:hAnsi="Arial"/>
@@ -6902,7 +6902,7 @@
               <w:spacing w:after="10" w:before="0"/>
               <w:ind w:left="120"/>
             </w:pPr>
-            <w:hyperlink w:history="1" r:id="rIdjuodfzzuxy1y1iqiuu_j8">
+            <w:hyperlink w:history="1" r:id="rIdobdwgki9govzqbqs_puz2">
               <w:r>
                 <w:rPr>
                   <w:rFonts w:ascii="Arial" w:cs="Arial" w:eastAsia="Arial" w:hAnsi="Arial"/>
@@ -6947,7 +6947,7 @@
             <w:pPr>
               <w:spacing w:after="20" w:before="0"/>
             </w:pPr>
-            <w:hyperlink w:history="1" r:id="rIdewfkyqev5apnakzzwizur">
+            <w:hyperlink w:history="1" r:id="rIdnpt9v_znkbm-w_pixrcmt">
               <w:r>
                 <w:rPr>
                   <w:rFonts w:ascii="Arial" w:cs="Arial" w:eastAsia="Arial" w:hAnsi="Arial"/>
@@ -6980,7 +6980,7 @@
               <w:spacing w:after="10" w:before="0"/>
               <w:ind w:left="120"/>
             </w:pPr>
-            <w:hyperlink w:history="1" r:id="rIdwg5g6k4mgk-g5ybtoi6qg">
+            <w:hyperlink w:history="1" r:id="rId0s-ncnz2ugcsidt_ev4e4">
               <w:r>
                 <w:rPr>
                   <w:rFonts w:ascii="Arial" w:cs="Arial" w:eastAsia="Arial" w:hAnsi="Arial"/>
@@ -7180,7 +7180,7 @@
             <w:pPr>
               <w:spacing w:after="20" w:before="0"/>
             </w:pPr>
-            <w:hyperlink w:history="1" r:id="rId_5nu3ayvzkdzm7bf7mjhg">
+            <w:hyperlink w:history="1" r:id="rIdcjcqbcbxpfqync0bgycj4">
               <w:r>
                 <w:rPr>
                   <w:rFonts w:ascii="Arial" w:cs="Arial" w:eastAsia="Arial" w:hAnsi="Arial"/>
@@ -7229,7 +7229,7 @@
               <w:spacing w:after="10" w:before="0"/>
               <w:ind w:left="120"/>
             </w:pPr>
-            <w:hyperlink w:history="1" r:id="rIddff1s9lsbt0derdcpjq4w">
+            <w:hyperlink w:history="1" r:id="rIdn_0vnucwaunpybaumwdv2">
               <w:r>
                 <w:rPr>
                   <w:rFonts w:ascii="Arial" w:cs="Arial" w:eastAsia="Arial" w:hAnsi="Arial"/>
@@ -7274,7 +7274,7 @@
             <w:pPr>
               <w:spacing w:after="20" w:before="0"/>
             </w:pPr>
-            <w:hyperlink w:history="1" r:id="rIdqflo_wldqseb3-ac7jo1l">
+            <w:hyperlink w:history="1" r:id="rId2xqlpcmdgac64p8ipz4lz">
               <w:r>
                 <w:rPr>
                   <w:rFonts w:ascii="Arial" w:cs="Arial" w:eastAsia="Arial" w:hAnsi="Arial"/>
@@ -7307,7 +7307,7 @@
               <w:spacing w:after="10" w:before="0"/>
               <w:ind w:left="120"/>
             </w:pPr>
-            <w:hyperlink w:history="1" r:id="rIdfpn5gc940mnsnq3p1qalk">
+            <w:hyperlink w:history="1" r:id="rId59vvmqy8j3pkoxqejzdv8">
               <w:r>
                 <w:rPr>
                   <w:rFonts w:ascii="Arial" w:cs="Arial" w:eastAsia="Arial" w:hAnsi="Arial"/>
@@ -7507,7 +7507,7 @@
             <w:pPr>
               <w:spacing w:after="20" w:before="0"/>
             </w:pPr>
-            <w:hyperlink w:history="1" r:id="rIdhhh1fwwvky3lnsuulf_no">
+            <w:hyperlink w:history="1" r:id="rIdidpdmyfcazqiuni_a6fj6">
               <w:r>
                 <w:rPr>
                   <w:rFonts w:ascii="Arial" w:cs="Arial" w:eastAsia="Arial" w:hAnsi="Arial"/>
@@ -7556,7 +7556,7 @@
               <w:spacing w:after="10" w:before="0"/>
               <w:ind w:left="120"/>
             </w:pPr>
-            <w:hyperlink w:history="1" r:id="rIdvpvpot6duafesfivkausq">
+            <w:hyperlink w:history="1" r:id="rId3xw30nyvgbpm7ekflmoau">
               <w:r>
                 <w:rPr>
                   <w:rFonts w:ascii="Arial" w:cs="Arial" w:eastAsia="Arial" w:hAnsi="Arial"/>
@@ -7601,7 +7601,7 @@
             <w:pPr>
               <w:spacing w:after="20" w:before="0"/>
             </w:pPr>
-            <w:hyperlink w:history="1" r:id="rId8octkaeo0qwofmxecelgb">
+            <w:hyperlink w:history="1" r:id="rIdhfn9wpec9j9toqcsms_ls">
               <w:r>
                 <w:rPr>
                   <w:rFonts w:ascii="Arial" w:cs="Arial" w:eastAsia="Arial" w:hAnsi="Arial"/>
@@ -7634,7 +7634,7 @@
               <w:spacing w:after="10" w:before="0"/>
               <w:ind w:left="120"/>
             </w:pPr>
-            <w:hyperlink w:history="1" r:id="rIdgdeiovf-wrzu-hjh9bvw1">
+            <w:hyperlink w:history="1" r:id="rIdom4tth34utbdtkdj4lcwe">
               <w:r>
                 <w:rPr>
                   <w:rFonts w:ascii="Arial" w:cs="Arial" w:eastAsia="Arial" w:hAnsi="Arial"/>
@@ -7834,7 +7834,7 @@
             <w:pPr>
               <w:spacing w:after="20" w:before="0"/>
             </w:pPr>
-            <w:hyperlink w:history="1" r:id="rIdkdh2bzu1vbw0bgdshzp9e">
+            <w:hyperlink w:history="1" r:id="rId1kqw1rdsjiuo_fkdgfbpv">
               <w:r>
                 <w:rPr>
                   <w:rFonts w:ascii="Arial" w:cs="Arial" w:eastAsia="Arial" w:hAnsi="Arial"/>
@@ -7883,7 +7883,7 @@
               <w:spacing w:after="10" w:before="0"/>
               <w:ind w:left="120"/>
             </w:pPr>
-            <w:hyperlink w:history="1" r:id="rIdgiogbym_9z9uvl2mj94qd">
+            <w:hyperlink w:history="1" r:id="rIddxuewvjs2htxpyd4ip6lt">
               <w:r>
                 <w:rPr>
                   <w:rFonts w:ascii="Arial" w:cs="Arial" w:eastAsia="Arial" w:hAnsi="Arial"/>
@@ -7928,7 +7928,7 @@
             <w:pPr>
               <w:spacing w:after="20" w:before="0"/>
             </w:pPr>
-            <w:hyperlink w:history="1" r:id="rIdvz4_zr64jh7puxnmvngos">
+            <w:hyperlink w:history="1" r:id="rId4ed9vykfwibtrw5nqt-yt">
               <w:r>
                 <w:rPr>
                   <w:rFonts w:ascii="Arial" w:cs="Arial" w:eastAsia="Arial" w:hAnsi="Arial"/>
@@ -7961,7 +7961,7 @@
               <w:spacing w:after="10" w:before="0"/>
               <w:ind w:left="120"/>
             </w:pPr>
-            <w:hyperlink w:history="1" r:id="rIdnnakqtczcn0dlef4lemsr">
+            <w:hyperlink w:history="1" r:id="rIde91lc6vmupmxzdltxp-xp">
               <w:r>
                 <w:rPr>
                   <w:rFonts w:ascii="Arial" w:cs="Arial" w:eastAsia="Arial" w:hAnsi="Arial"/>
@@ -8161,7 +8161,7 @@
             <w:pPr>
               <w:spacing w:after="20" w:before="0"/>
             </w:pPr>
-            <w:hyperlink w:history="1" r:id="rIdnxcx3n2fy-vxedhsx3rme">
+            <w:hyperlink w:history="1" r:id="rId-fs7mahyboqnxum8d7555">
               <w:r>
                 <w:rPr>
                   <w:rFonts w:ascii="Arial" w:cs="Arial" w:eastAsia="Arial" w:hAnsi="Arial"/>
@@ -8210,7 +8210,7 @@
               <w:spacing w:after="10" w:before="0"/>
               <w:ind w:left="120"/>
             </w:pPr>
-            <w:hyperlink w:history="1" r:id="rIdnpsesgldbzzrj0bu-rwyd">
+            <w:hyperlink w:history="1" r:id="rIdwcovuidig1zbc7rbgud7d">
               <w:r>
                 <w:rPr>
                   <w:rFonts w:ascii="Arial" w:cs="Arial" w:eastAsia="Arial" w:hAnsi="Arial"/>
@@ -8255,7 +8255,7 @@
             <w:pPr>
               <w:spacing w:after="20" w:before="0"/>
             </w:pPr>
-            <w:hyperlink w:history="1" r:id="rIdrc_xa7fd3api-ovxnsvju">
+            <w:hyperlink w:history="1" r:id="rIdjqmwibgofwxncw6gjneyk">
               <w:r>
                 <w:rPr>
                   <w:rFonts w:ascii="Arial" w:cs="Arial" w:eastAsia="Arial" w:hAnsi="Arial"/>
@@ -8288,7 +8288,7 @@
               <w:spacing w:after="10" w:before="0"/>
               <w:ind w:left="120"/>
             </w:pPr>
-            <w:hyperlink w:history="1" r:id="rIdi8oc7lfye0xkwnax2z2v1">
+            <w:hyperlink w:history="1" r:id="rIdrody7stvrymj8-vr3xyu_">
               <w:r>
                 <w:rPr>
                   <w:rFonts w:ascii="Arial" w:cs="Arial" w:eastAsia="Arial" w:hAnsi="Arial"/>
@@ -8813,7 +8813,7 @@
         </w:rPr>
         <w:t xml:space="preserve">© 2026 SeaVuria and ARES. Aligned with KICD objectives. Developed by SeaVuria; technical implementation by ARES (with AI assistance from Claude). Licensed under </w:t>
       </w:r>
-      <w:hyperlink w:history="1" r:id="rIdeathj3szazeec5cg3_8ub">
+      <w:hyperlink w:history="1" r:id="rIdnu6p17qlud8mkahavy0im">
         <w:r>
           <w:rPr>
             <w:rFonts w:ascii="Arial" w:cs="Arial" w:eastAsia="Arial" w:hAnsi="Arial"/>
@@ -8834,7 +8834,7 @@
         </w:rPr>
         <w:t xml:space="preserve"> (</w:t>
       </w:r>
-      <w:hyperlink w:history="1" r:id="rIdaaee1apingnibuhand2kz">
+      <w:hyperlink w:history="1" r:id="rIdxpdes2d_ezm5zwcamjyuc">
         <w:r>
           <w:rPr>
             <w:rFonts w:ascii="Arial" w:cs="Arial" w:eastAsia="Arial" w:hAnsi="Arial"/>
@@ -9874,7 +9874,7 @@
             <w:pPr>
               <w:spacing w:after="20" w:before="0"/>
             </w:pPr>
-            <w:hyperlink w:history="1" r:id="rIdl2pwpfibr03pada5x3qk8">
+            <w:hyperlink w:history="1" r:id="rIdap8qvj5biw2xsglfnw9db">
               <w:r>
                 <w:rPr>
                   <w:rFonts w:ascii="Arial" w:cs="Arial" w:eastAsia="Arial" w:hAnsi="Arial"/>
@@ -9907,7 +9907,7 @@
               <w:spacing w:after="10" w:before="0"/>
               <w:ind w:left="120"/>
             </w:pPr>
-            <w:hyperlink w:history="1" r:id="rIdlq0wbfe7tqo0zh5vofzht">
+            <w:hyperlink w:history="1" r:id="rId0rfopasjpdkofuybofln1">
               <w:r>
                 <w:rPr>
                   <w:rFonts w:ascii="Arial" w:cs="Arial" w:eastAsia="Arial" w:hAnsi="Arial"/>
@@ -9952,7 +9952,7 @@
             <w:pPr>
               <w:spacing w:after="20" w:before="0"/>
             </w:pPr>
-            <w:hyperlink w:history="1" r:id="rIdkol9ebwhp2fffozfci8bc">
+            <w:hyperlink w:history="1" r:id="rIdexpilqfsdgnquhuj8bffw">
               <w:r>
                 <w:rPr>
                   <w:rFonts w:ascii="Arial" w:cs="Arial" w:eastAsia="Arial" w:hAnsi="Arial"/>
@@ -10001,7 +10001,7 @@
               <w:spacing w:after="10" w:before="0"/>
               <w:ind w:left="120"/>
             </w:pPr>
-            <w:hyperlink w:history="1" r:id="rId0hakbktpng1oqy9_brihx">
+            <w:hyperlink w:history="1" r:id="rIdfsyney5siglgn3rdl4aw5">
               <w:r>
                 <w:rPr>
                   <w:rFonts w:ascii="Arial" w:cs="Arial" w:eastAsia="Arial" w:hAnsi="Arial"/>
@@ -10201,7 +10201,7 @@
             <w:pPr>
               <w:spacing w:after="20" w:before="0"/>
             </w:pPr>
-            <w:hyperlink w:history="1" r:id="rIdu8qd6bh2wlzjyz4mixsnm">
+            <w:hyperlink w:history="1" r:id="rIdopbs6arlwiena5xsl-pnm">
               <w:r>
                 <w:rPr>
                   <w:rFonts w:ascii="Arial" w:cs="Arial" w:eastAsia="Arial" w:hAnsi="Arial"/>
@@ -10234,7 +10234,7 @@
               <w:spacing w:after="10" w:before="0"/>
               <w:ind w:left="120"/>
             </w:pPr>
-            <w:hyperlink w:history="1" r:id="rIdb3womc4jiuanyus5dlsw5">
+            <w:hyperlink w:history="1" r:id="rIdef1kmqmh8h3nocj2bpu_5">
               <w:r>
                 <w:rPr>
                   <w:rFonts w:ascii="Arial" w:cs="Arial" w:eastAsia="Arial" w:hAnsi="Arial"/>
@@ -10279,7 +10279,7 @@
             <w:pPr>
               <w:spacing w:after="20" w:before="0"/>
             </w:pPr>
-            <w:hyperlink w:history="1" r:id="rIdka1w29mbnpijaumtbqzzt">
+            <w:hyperlink w:history="1" r:id="rIdzetryvsonjoxgiswekgwk">
               <w:r>
                 <w:rPr>
                   <w:rFonts w:ascii="Arial" w:cs="Arial" w:eastAsia="Arial" w:hAnsi="Arial"/>
@@ -10328,7 +10328,7 @@
               <w:spacing w:after="10" w:before="0"/>
               <w:ind w:left="120"/>
             </w:pPr>
-            <w:hyperlink w:history="1" r:id="rIdpzg72ahyg2jyynno9yznu">
+            <w:hyperlink w:history="1" r:id="rIdsodg2by-x7dhajlfnii40">
               <w:r>
                 <w:rPr>
                   <w:rFonts w:ascii="Arial" w:cs="Arial" w:eastAsia="Arial" w:hAnsi="Arial"/>
@@ -10528,7 +10528,7 @@
             <w:pPr>
               <w:spacing w:after="20" w:before="0"/>
             </w:pPr>
-            <w:hyperlink w:history="1" r:id="rIdvod_skztkauaooacopa_v">
+            <w:hyperlink w:history="1" r:id="rIdpfi2lyclplgynouughacn">
               <w:r>
                 <w:rPr>
                   <w:rFonts w:ascii="Arial" w:cs="Arial" w:eastAsia="Arial" w:hAnsi="Arial"/>
@@ -10577,7 +10577,7 @@
               <w:spacing w:after="10" w:before="0"/>
               <w:ind w:left="120"/>
             </w:pPr>
-            <w:hyperlink w:history="1" r:id="rIdps4uxtpehpfsxb9al0ddq">
+            <w:hyperlink w:history="1" r:id="rIdfzx3f1tjlm15o-gs-nld7">
               <w:r>
                 <w:rPr>
                   <w:rFonts w:ascii="Arial" w:cs="Arial" w:eastAsia="Arial" w:hAnsi="Arial"/>
@@ -10622,7 +10622,7 @@
             <w:pPr>
               <w:spacing w:after="20" w:before="0"/>
             </w:pPr>
-            <w:hyperlink w:history="1" r:id="rIdynxcjkl2eqbjuva8kvtxz">
+            <w:hyperlink w:history="1" r:id="rIdrc9icoj6yfbkmo_jsa2in">
               <w:r>
                 <w:rPr>
                   <w:rFonts w:ascii="Arial" w:cs="Arial" w:eastAsia="Arial" w:hAnsi="Arial"/>
@@ -10671,7 +10671,7 @@
               <w:spacing w:after="10" w:before="0"/>
               <w:ind w:left="120"/>
             </w:pPr>
-            <w:hyperlink w:history="1" r:id="rId2ieya7if7relyiwmmbgzb">
+            <w:hyperlink w:history="1" r:id="rId0fbzoslscf6uozhndialt">
               <w:r>
                 <w:rPr>
                   <w:rFonts w:ascii="Arial" w:cs="Arial" w:eastAsia="Arial" w:hAnsi="Arial"/>
@@ -10871,7 +10871,7 @@
             <w:pPr>
               <w:spacing w:after="20" w:before="0"/>
             </w:pPr>
-            <w:hyperlink w:history="1" r:id="rIdorjtxqeadcvm7heac5s9a">
+            <w:hyperlink w:history="1" r:id="rIdd2ydnv_pqflhc2xgbgiqh">
               <w:r>
                 <w:rPr>
                   <w:rFonts w:ascii="Arial" w:cs="Arial" w:eastAsia="Arial" w:hAnsi="Arial"/>
@@ -10920,7 +10920,7 @@
               <w:spacing w:after="10" w:before="0"/>
               <w:ind w:left="120"/>
             </w:pPr>
-            <w:hyperlink w:history="1" r:id="rIdak-lplth24rg7pdbnbxj4">
+            <w:hyperlink w:history="1" r:id="rIdjjv28tual6q1miau2p0iu">
               <w:r>
                 <w:rPr>
                   <w:rFonts w:ascii="Arial" w:cs="Arial" w:eastAsia="Arial" w:hAnsi="Arial"/>
@@ -10965,7 +10965,7 @@
             <w:pPr>
               <w:spacing w:after="20" w:before="0"/>
             </w:pPr>
-            <w:hyperlink w:history="1" r:id="rIdzhds3ongbrjlmvwcc0ita">
+            <w:hyperlink w:history="1" r:id="rIdktg-4kpqwft4_adgfqf9j">
               <w:r>
                 <w:rPr>
                   <w:rFonts w:ascii="Arial" w:cs="Arial" w:eastAsia="Arial" w:hAnsi="Arial"/>
@@ -11014,7 +11014,7 @@
               <w:spacing w:after="10" w:before="0"/>
               <w:ind w:left="120"/>
             </w:pPr>
-            <w:hyperlink w:history="1" r:id="rId-bcr5n3j2kbyxzdgtizns">
+            <w:hyperlink w:history="1" r:id="rIdxwa32mqeorm_u2svegsrg">
               <w:r>
                 <w:rPr>
                   <w:rFonts w:ascii="Arial" w:cs="Arial" w:eastAsia="Arial" w:hAnsi="Arial"/>
@@ -11214,7 +11214,7 @@
             <w:pPr>
               <w:spacing w:after="20" w:before="0"/>
             </w:pPr>
-            <w:hyperlink w:history="1" r:id="rIdcpqnmq0aktjgzant6erfh">
+            <w:hyperlink w:history="1" r:id="rIddgdjjyhgpuiycaq1scen6">
               <w:r>
                 <w:rPr>
                   <w:rFonts w:ascii="Arial" w:cs="Arial" w:eastAsia="Arial" w:hAnsi="Arial"/>
@@ -11263,7 +11263,7 @@
               <w:spacing w:after="10" w:before="0"/>
               <w:ind w:left="120"/>
             </w:pPr>
-            <w:hyperlink w:history="1" r:id="rIdoz9d69owdfp1kjeiucmnh">
+            <w:hyperlink w:history="1" r:id="rIdzxybzseyxlwjzqmnzn6xj">
               <w:r>
                 <w:rPr>
                   <w:rFonts w:ascii="Arial" w:cs="Arial" w:eastAsia="Arial" w:hAnsi="Arial"/>
@@ -11308,7 +11308,7 @@
             <w:pPr>
               <w:spacing w:after="20" w:before="0"/>
             </w:pPr>
-            <w:hyperlink w:history="1" r:id="rId87o6kifcm0h4vdktjewu1">
+            <w:hyperlink w:history="1" r:id="rIdgrsbudybd1ddiocckjql0">
               <w:r>
                 <w:rPr>
                   <w:rFonts w:ascii="Arial" w:cs="Arial" w:eastAsia="Arial" w:hAnsi="Arial"/>
@@ -11357,7 +11357,7 @@
               <w:spacing w:after="10" w:before="0"/>
               <w:ind w:left="120"/>
             </w:pPr>
-            <w:hyperlink w:history="1" r:id="rIdpbp1qbesk7qbg0j37saw6">
+            <w:hyperlink w:history="1" r:id="rIddckluz4ib6fdqbjzp2ixm">
               <w:r>
                 <w:rPr>
                   <w:rFonts w:ascii="Arial" w:cs="Arial" w:eastAsia="Arial" w:hAnsi="Arial"/>
@@ -11882,7 +11882,7 @@
         </w:rPr>
         <w:t xml:space="preserve">© 2026 SeaVuria and ARES. Aligned with KICD objectives. Developed by SeaVuria; technical implementation by ARES (with AI assistance from Claude). Licensed under </w:t>
       </w:r>
-      <w:hyperlink w:history="1" r:id="rIdqgvwab-kenzqhkhizecdf">
+      <w:hyperlink w:history="1" r:id="rIdnjsgbgvmvx5wz7bubdbv7">
         <w:r>
           <w:rPr>
             <w:rFonts w:ascii="Arial" w:cs="Arial" w:eastAsia="Arial" w:hAnsi="Arial"/>
@@ -11903,7 +11903,7 @@
         </w:rPr>
         <w:t xml:space="preserve"> (</w:t>
       </w:r>
-      <w:hyperlink w:history="1" r:id="rIdlxnmtn2drfz5ocoecnodc">
+      <w:hyperlink w:history="1" r:id="rId51pzos7amsxvxllizxqe1">
         <w:r>
           <w:rPr>
             <w:rFonts w:ascii="Arial" w:cs="Arial" w:eastAsia="Arial" w:hAnsi="Arial"/>
@@ -12943,7 +12943,7 @@
             <w:pPr>
               <w:spacing w:after="20" w:before="0"/>
             </w:pPr>
-            <w:hyperlink w:history="1" r:id="rIdlrtaw1klrue9gavnygzvk">
+            <w:hyperlink w:history="1" r:id="rIdjro-mfazjv7r0d0bwxiq0">
               <w:r>
                 <w:rPr>
                   <w:rFonts w:ascii="Arial" w:cs="Arial" w:eastAsia="Arial" w:hAnsi="Arial"/>
@@ -12992,7 +12992,7 @@
               <w:spacing w:after="10" w:before="0"/>
               <w:ind w:left="120"/>
             </w:pPr>
-            <w:hyperlink w:history="1" r:id="rIdyvickolnv1eizvxazxoqt">
+            <w:hyperlink w:history="1" r:id="rIdb8s3nhsx7rwfbcvgtu8tz">
               <w:r>
                 <w:rPr>
                   <w:rFonts w:ascii="Arial" w:cs="Arial" w:eastAsia="Arial" w:hAnsi="Arial"/>
@@ -13037,7 +13037,7 @@
             <w:pPr>
               <w:spacing w:after="20" w:before="0"/>
             </w:pPr>
-            <w:hyperlink w:history="1" r:id="rIdcf2yyeurryocf33acvorz">
+            <w:hyperlink w:history="1" r:id="rIdg0vsnwmbqtaeg__4x5c6e">
               <w:r>
                 <w:rPr>
                   <w:rFonts w:ascii="Arial" w:cs="Arial" w:eastAsia="Arial" w:hAnsi="Arial"/>
@@ -13086,7 +13086,7 @@
               <w:spacing w:after="10" w:before="0"/>
               <w:ind w:left="120"/>
             </w:pPr>
-            <w:hyperlink w:history="1" r:id="rIdkoohtt3w9ki3qq5l323_e">
+            <w:hyperlink w:history="1" r:id="rId44xc4odootfm2fn4skatk">
               <w:r>
                 <w:rPr>
                   <w:rFonts w:ascii="Arial" w:cs="Arial" w:eastAsia="Arial" w:hAnsi="Arial"/>
@@ -13286,7 +13286,7 @@
             <w:pPr>
               <w:spacing w:after="20" w:before="0"/>
             </w:pPr>
-            <w:hyperlink w:history="1" r:id="rIdvohfuztzvoaarokeqh_av">
+            <w:hyperlink w:history="1" r:id="rIddqxdtdxrrdtjoqinegncu">
               <w:r>
                 <w:rPr>
                   <w:rFonts w:ascii="Arial" w:cs="Arial" w:eastAsia="Arial" w:hAnsi="Arial"/>
@@ -13335,7 +13335,7 @@
               <w:spacing w:after="10" w:before="0"/>
               <w:ind w:left="120"/>
             </w:pPr>
-            <w:hyperlink w:history="1" r:id="rId5yjufm35fzx4iut3_va_b">
+            <w:hyperlink w:history="1" r:id="rId6quvjkp82lkgmk4sbhwup">
               <w:r>
                 <w:rPr>
                   <w:rFonts w:ascii="Arial" w:cs="Arial" w:eastAsia="Arial" w:hAnsi="Arial"/>
@@ -13380,7 +13380,7 @@
             <w:pPr>
               <w:spacing w:after="20" w:before="0"/>
             </w:pPr>
-            <w:hyperlink w:history="1" r:id="rIdy3f6-lkqjms7sm5jphiu5">
+            <w:hyperlink w:history="1" r:id="rIdhiked5gx_x8_nkuhyh-ue">
               <w:r>
                 <w:rPr>
                   <w:rFonts w:ascii="Arial" w:cs="Arial" w:eastAsia="Arial" w:hAnsi="Arial"/>
@@ -13429,7 +13429,7 @@
               <w:spacing w:after="10" w:before="0"/>
               <w:ind w:left="120"/>
             </w:pPr>
-            <w:hyperlink w:history="1" r:id="rIdst7s75uqwtgsfv-d_x6ao">
+            <w:hyperlink w:history="1" r:id="rId3trf0gmti6pyaig1b5wqc">
               <w:r>
                 <w:rPr>
                   <w:rFonts w:ascii="Arial" w:cs="Arial" w:eastAsia="Arial" w:hAnsi="Arial"/>
@@ -13629,7 +13629,7 @@
             <w:pPr>
               <w:spacing w:after="20" w:before="0"/>
             </w:pPr>
-            <w:hyperlink w:history="1" r:id="rIddg2h5viwstrt_nff7riok">
+            <w:hyperlink w:history="1" r:id="rIdhpa6fwrzjrvqrpx0w_dtx">
               <w:r>
                 <w:rPr>
                   <w:rFonts w:ascii="Arial" w:cs="Arial" w:eastAsia="Arial" w:hAnsi="Arial"/>
@@ -13678,7 +13678,7 @@
               <w:spacing w:after="10" w:before="0"/>
               <w:ind w:left="120"/>
             </w:pPr>
-            <w:hyperlink w:history="1" r:id="rIdy8wbggpiks5huhxmiqz6v">
+            <w:hyperlink w:history="1" r:id="rIdveqmuwtwf9bt1abt1ckhg">
               <w:r>
                 <w:rPr>
                   <w:rFonts w:ascii="Arial" w:cs="Arial" w:eastAsia="Arial" w:hAnsi="Arial"/>
@@ -13723,7 +13723,7 @@
             <w:pPr>
               <w:spacing w:after="20" w:before="0"/>
             </w:pPr>
-            <w:hyperlink w:history="1" r:id="rIdafzqczb01am9v_pxupwgs">
+            <w:hyperlink w:history="1" r:id="rId8ed22la_evrgwdwgvvae3">
               <w:r>
                 <w:rPr>
                   <w:rFonts w:ascii="Arial" w:cs="Arial" w:eastAsia="Arial" w:hAnsi="Arial"/>
@@ -13772,7 +13772,7 @@
               <w:spacing w:after="10" w:before="0"/>
               <w:ind w:left="120"/>
             </w:pPr>
-            <w:hyperlink w:history="1" r:id="rIdcmqhktwod1zgjehqgyi_q">
+            <w:hyperlink w:history="1" r:id="rIdpfjski-dpuzkoavuml7su">
               <w:r>
                 <w:rPr>
                   <w:rFonts w:ascii="Arial" w:cs="Arial" w:eastAsia="Arial" w:hAnsi="Arial"/>
@@ -13972,7 +13972,7 @@
             <w:pPr>
               <w:spacing w:after="20" w:before="0"/>
             </w:pPr>
-            <w:hyperlink w:history="1" r:id="rIdf_axnkm-xvxaos2uhycuh">
+            <w:hyperlink w:history="1" r:id="rIdnodldlqdkllzjlti4jli5">
               <w:r>
                 <w:rPr>
                   <w:rFonts w:ascii="Arial" w:cs="Arial" w:eastAsia="Arial" w:hAnsi="Arial"/>
@@ -14021,7 +14021,7 @@
               <w:spacing w:after="10" w:before="0"/>
               <w:ind w:left="120"/>
             </w:pPr>
-            <w:hyperlink w:history="1" r:id="rIdlrpzoolnrhxt-j1rtm6yh">
+            <w:hyperlink w:history="1" r:id="rIdqfdxatghrclsphyyimdpq">
               <w:r>
                 <w:rPr>
                   <w:rFonts w:ascii="Arial" w:cs="Arial" w:eastAsia="Arial" w:hAnsi="Arial"/>
@@ -14066,7 +14066,7 @@
             <w:pPr>
               <w:spacing w:after="20" w:before="0"/>
             </w:pPr>
-            <w:hyperlink w:history="1" r:id="rIdc_iar17j8zdh_z14t--xe">
+            <w:hyperlink w:history="1" r:id="rIdr78s00tzfot_ag5ri191d">
               <w:r>
                 <w:rPr>
                   <w:rFonts w:ascii="Arial" w:cs="Arial" w:eastAsia="Arial" w:hAnsi="Arial"/>
@@ -14115,7 +14115,7 @@
               <w:spacing w:after="10" w:before="0"/>
               <w:ind w:left="120"/>
             </w:pPr>
-            <w:hyperlink w:history="1" r:id="rIddvll_y6n0ink7gwnobq6k">
+            <w:hyperlink w:history="1" r:id="rIdkk2aexz2kjfxzolb08172">
               <w:r>
                 <w:rPr>
                   <w:rFonts w:ascii="Arial" w:cs="Arial" w:eastAsia="Arial" w:hAnsi="Arial"/>
@@ -14315,7 +14315,7 @@
             <w:pPr>
               <w:spacing w:after="20" w:before="0"/>
             </w:pPr>
-            <w:hyperlink w:history="1" r:id="rId6y_yerwruef-aeisb2hlt">
+            <w:hyperlink w:history="1" r:id="rIdqb5n5yzxpfc9kry0vidtv">
               <w:r>
                 <w:rPr>
                   <w:rFonts w:ascii="Arial" w:cs="Arial" w:eastAsia="Arial" w:hAnsi="Arial"/>
@@ -14364,7 +14364,7 @@
               <w:spacing w:after="10" w:before="0"/>
               <w:ind w:left="120"/>
             </w:pPr>
-            <w:hyperlink w:history="1" r:id="rIdefr0s5t1s1dsu2ejmciqr">
+            <w:hyperlink w:history="1" r:id="rIdck9mxv3yhufltbhatx03v">
               <w:r>
                 <w:rPr>
                   <w:rFonts w:ascii="Arial" w:cs="Arial" w:eastAsia="Arial" w:hAnsi="Arial"/>
@@ -14409,7 +14409,7 @@
             <w:pPr>
               <w:spacing w:after="20" w:before="0"/>
             </w:pPr>
-            <w:hyperlink w:history="1" r:id="rIdqxpncsoyjsja523vfjhwz">
+            <w:hyperlink w:history="1" r:id="rIdgy190uz5rtuksgonwcc_m">
               <w:r>
                 <w:rPr>
                   <w:rFonts w:ascii="Arial" w:cs="Arial" w:eastAsia="Arial" w:hAnsi="Arial"/>
@@ -14458,7 +14458,7 @@
               <w:spacing w:after="10" w:before="0"/>
               <w:ind w:left="120"/>
             </w:pPr>
-            <w:hyperlink w:history="1" r:id="rIdvebuavxmr2sjhp20dztbe">
+            <w:hyperlink w:history="1" r:id="rIdiavesniv5f-cz3x8g6hvx">
               <w:r>
                 <w:rPr>
                   <w:rFonts w:ascii="Arial" w:cs="Arial" w:eastAsia="Arial" w:hAnsi="Arial"/>
@@ -14983,7 +14983,7 @@
         </w:rPr>
         <w:t xml:space="preserve">© 2026 SeaVuria and ARES. Aligned with KICD objectives. Developed by SeaVuria; technical implementation by ARES (with AI assistance from Claude). Licensed under </w:t>
       </w:r>
-      <w:hyperlink w:history="1" r:id="rIdq4uedjvrqlaoeo7gahke8">
+      <w:hyperlink w:history="1" r:id="rIddxfengx0m-pkej24bi70x">
         <w:r>
           <w:rPr>
             <w:rFonts w:ascii="Arial" w:cs="Arial" w:eastAsia="Arial" w:hAnsi="Arial"/>
@@ -15004,7 +15004,7 @@
         </w:rPr>
         <w:t xml:space="preserve"> (</w:t>
       </w:r>
-      <w:hyperlink w:history="1" r:id="rId9-avyibeztqs4xc7bl-_r">
+      <w:hyperlink w:history="1" r:id="rIdidwsk9pntkfgfmzn-d6yz">
         <w:r>
           <w:rPr>
             <w:rFonts w:ascii="Arial" w:cs="Arial" w:eastAsia="Arial" w:hAnsi="Arial"/>
@@ -16044,7 +16044,7 @@
             <w:pPr>
               <w:spacing w:after="20" w:before="0"/>
             </w:pPr>
-            <w:hyperlink w:history="1" r:id="rIdxljzxsup3hmcteoqiwvms">
+            <w:hyperlink w:history="1" r:id="rIdxey49k-um8n2ypslalrsq">
               <w:r>
                 <w:rPr>
                   <w:rFonts w:ascii="Arial" w:cs="Arial" w:eastAsia="Arial" w:hAnsi="Arial"/>
@@ -16077,7 +16077,7 @@
               <w:spacing w:after="10" w:before="0"/>
               <w:ind w:left="120"/>
             </w:pPr>
-            <w:hyperlink w:history="1" r:id="rIdox9lohw2-ltp9cxfcnrg9">
+            <w:hyperlink w:history="1" r:id="rIdzm2n9x0w2xt_hz5of_qlz">
               <w:r>
                 <w:rPr>
                   <w:rFonts w:ascii="Arial" w:cs="Arial" w:eastAsia="Arial" w:hAnsi="Arial"/>
@@ -16122,7 +16122,7 @@
             <w:pPr>
               <w:spacing w:after="20" w:before="0"/>
             </w:pPr>
-            <w:hyperlink w:history="1" r:id="rId0uv7qwmcy43n2246xm6lu">
+            <w:hyperlink w:history="1" r:id="rId9szugdaqrzvyw5y2rb5_j">
               <w:r>
                 <w:rPr>
                   <w:rFonts w:ascii="Arial" w:cs="Arial" w:eastAsia="Arial" w:hAnsi="Arial"/>
@@ -16155,7 +16155,7 @@
               <w:spacing w:after="10" w:before="0"/>
               <w:ind w:left="120"/>
             </w:pPr>
-            <w:hyperlink w:history="1" r:id="rId-40ii2bzxyhpsxfga30aa">
+            <w:hyperlink w:history="1" r:id="rIdzvf4s-kzp0adgvbgts082">
               <w:r>
                 <w:rPr>
                   <w:rFonts w:ascii="Arial" w:cs="Arial" w:eastAsia="Arial" w:hAnsi="Arial"/>
@@ -16355,7 +16355,7 @@
             <w:pPr>
               <w:spacing w:after="20" w:before="0"/>
             </w:pPr>
-            <w:hyperlink w:history="1" r:id="rIddegiqpac-xzkdq2tvvwcm">
+            <w:hyperlink w:history="1" r:id="rIdwcwhe4gjx0hkvi8nj73p_">
               <w:r>
                 <w:rPr>
                   <w:rFonts w:ascii="Arial" w:cs="Arial" w:eastAsia="Arial" w:hAnsi="Arial"/>
@@ -16388,7 +16388,7 @@
               <w:spacing w:after="10" w:before="0"/>
               <w:ind w:left="120"/>
             </w:pPr>
-            <w:hyperlink w:history="1" r:id="rIdamkgqjvkg6rvc0fpsq4ui">
+            <w:hyperlink w:history="1" r:id="rIdvn1cup7t8skioyhv41fjb">
               <w:r>
                 <w:rPr>
                   <w:rFonts w:ascii="Arial" w:cs="Arial" w:eastAsia="Arial" w:hAnsi="Arial"/>
@@ -16433,7 +16433,7 @@
             <w:pPr>
               <w:spacing w:after="20" w:before="0"/>
             </w:pPr>
-            <w:hyperlink w:history="1" r:id="rIdujwqperlswnxdpiwf78eh">
+            <w:hyperlink w:history="1" r:id="rIda3to1bcyfne6gwwfxj6yd">
               <w:r>
                 <w:rPr>
                   <w:rFonts w:ascii="Arial" w:cs="Arial" w:eastAsia="Arial" w:hAnsi="Arial"/>
@@ -16466,7 +16466,7 @@
               <w:spacing w:after="10" w:before="0"/>
               <w:ind w:left="120"/>
             </w:pPr>
-            <w:hyperlink w:history="1" r:id="rIddr-nwpfijfz-inlvh0kc5">
+            <w:hyperlink w:history="1" r:id="rIdtdfcgwneumsel7f_g4th5">
               <w:r>
                 <w:rPr>
                   <w:rFonts w:ascii="Arial" w:cs="Arial" w:eastAsia="Arial" w:hAnsi="Arial"/>
@@ -16666,7 +16666,7 @@
             <w:pPr>
               <w:spacing w:after="20" w:before="0"/>
             </w:pPr>
-            <w:hyperlink w:history="1" r:id="rIdsbc1nvzoaqlqoakfznjvh">
+            <w:hyperlink w:history="1" r:id="rId_0eklwofywtc_u_ui6x7w">
               <w:r>
                 <w:rPr>
                   <w:rFonts w:ascii="Arial" w:cs="Arial" w:eastAsia="Arial" w:hAnsi="Arial"/>
@@ -16699,7 +16699,7 @@
               <w:spacing w:after="10" w:before="0"/>
               <w:ind w:left="120"/>
             </w:pPr>
-            <w:hyperlink w:history="1" r:id="rIdm3zzi-gs9xyfa39t0byrk">
+            <w:hyperlink w:history="1" r:id="rIdsksqpkroet_rdagsvfbxm">
               <w:r>
                 <w:rPr>
                   <w:rFonts w:ascii="Arial" w:cs="Arial" w:eastAsia="Arial" w:hAnsi="Arial"/>
@@ -16744,7 +16744,7 @@
             <w:pPr>
               <w:spacing w:after="20" w:before="0"/>
             </w:pPr>
-            <w:hyperlink w:history="1" r:id="rIdttscfuaijxp9z9thykvg9">
+            <w:hyperlink w:history="1" r:id="rId8j5zodweg3g42ew_k_zi2">
               <w:r>
                 <w:rPr>
                   <w:rFonts w:ascii="Arial" w:cs="Arial" w:eastAsia="Arial" w:hAnsi="Arial"/>
@@ -16777,7 +16777,7 @@
               <w:spacing w:after="10" w:before="0"/>
               <w:ind w:left="120"/>
             </w:pPr>
-            <w:hyperlink w:history="1" r:id="rIddmls5zvjtk6gyc2u3nuv3">
+            <w:hyperlink w:history="1" r:id="rIdaqxne4we_0-zssuaf1xvc">
               <w:r>
                 <w:rPr>
                   <w:rFonts w:ascii="Arial" w:cs="Arial" w:eastAsia="Arial" w:hAnsi="Arial"/>
@@ -16977,7 +16977,7 @@
             <w:pPr>
               <w:spacing w:after="20" w:before="0"/>
             </w:pPr>
-            <w:hyperlink w:history="1" r:id="rIddakm03io0nxkunuzo_cyc">
+            <w:hyperlink w:history="1" r:id="rIdpvfjfgwrq9e-xblagvxbm">
               <w:r>
                 <w:rPr>
                   <w:rFonts w:ascii="Arial" w:cs="Arial" w:eastAsia="Arial" w:hAnsi="Arial"/>
@@ -17010,7 +17010,7 @@
               <w:spacing w:after="10" w:before="0"/>
               <w:ind w:left="120"/>
             </w:pPr>
-            <w:hyperlink w:history="1" r:id="rId7irgqol8rwgy3a93pd_ri">
+            <w:hyperlink w:history="1" r:id="rIdfabbrermom5eypva3go3w">
               <w:r>
                 <w:rPr>
                   <w:rFonts w:ascii="Arial" w:cs="Arial" w:eastAsia="Arial" w:hAnsi="Arial"/>
@@ -17055,7 +17055,7 @@
             <w:pPr>
               <w:spacing w:after="20" w:before="0"/>
             </w:pPr>
-            <w:hyperlink w:history="1" r:id="rIdh7adpsxzleomoomfl-rxh">
+            <w:hyperlink w:history="1" r:id="rId7mcffjhvyeln__6ixvohq">
               <w:r>
                 <w:rPr>
                   <w:rFonts w:ascii="Arial" w:cs="Arial" w:eastAsia="Arial" w:hAnsi="Arial"/>
@@ -17088,7 +17088,7 @@
               <w:spacing w:after="10" w:before="0"/>
               <w:ind w:left="120"/>
             </w:pPr>
-            <w:hyperlink w:history="1" r:id="rIdtybtorueyhx6hd5oicx4a">
+            <w:hyperlink w:history="1" r:id="rIdf0b0qeo1bbbskiunifryg">
               <w:r>
                 <w:rPr>
                   <w:rFonts w:ascii="Arial" w:cs="Arial" w:eastAsia="Arial" w:hAnsi="Arial"/>
@@ -17288,7 +17288,7 @@
             <w:pPr>
               <w:spacing w:after="20" w:before="0"/>
             </w:pPr>
-            <w:hyperlink w:history="1" r:id="rIdhw8j8iur4hyws6kcq3lkg">
+            <w:hyperlink w:history="1" r:id="rIdhssa3qj1f2t9bwmdi_ba2">
               <w:r>
                 <w:rPr>
                   <w:rFonts w:ascii="Arial" w:cs="Arial" w:eastAsia="Arial" w:hAnsi="Arial"/>
@@ -17321,7 +17321,7 @@
               <w:spacing w:after="10" w:before="0"/>
               <w:ind w:left="120"/>
             </w:pPr>
-            <w:hyperlink w:history="1" r:id="rIdfpgt7sj1krcrlkzt8vgk2">
+            <w:hyperlink w:history="1" r:id="rIdym-mfw7ampg-i5_r4oz7m">
               <w:r>
                 <w:rPr>
                   <w:rFonts w:ascii="Arial" w:cs="Arial" w:eastAsia="Arial" w:hAnsi="Arial"/>
@@ -17366,7 +17366,7 @@
             <w:pPr>
               <w:spacing w:after="20" w:before="0"/>
             </w:pPr>
-            <w:hyperlink w:history="1" r:id="rIdzerjuahd_ikcakfw_68b-">
+            <w:hyperlink w:history="1" r:id="rIdnkgk8n7luymui_-yy1onr">
               <w:r>
                 <w:rPr>
                   <w:rFonts w:ascii="Arial" w:cs="Arial" w:eastAsia="Arial" w:hAnsi="Arial"/>
@@ -17399,7 +17399,7 @@
               <w:spacing w:after="10" w:before="0"/>
               <w:ind w:left="120"/>
             </w:pPr>
-            <w:hyperlink w:history="1" r:id="rIdjripcw2cxcyuefrlgdiab">
+            <w:hyperlink w:history="1" r:id="rId_w9oml1cevlvz-izm9f0e">
               <w:r>
                 <w:rPr>
                   <w:rFonts w:ascii="Arial" w:cs="Arial" w:eastAsia="Arial" w:hAnsi="Arial"/>
@@ -18044,7 +18044,7 @@
         </w:rPr>
         <w:t xml:space="preserve">© 2026 SeaVuria and ARES. Aligned with KICD objectives. Developed by SeaVuria; technical implementation by ARES (with AI assistance from Claude). Licensed under </w:t>
       </w:r>
-      <w:hyperlink w:history="1" r:id="rIdaegex3wxjplcnnl6mbfwr">
+      <w:hyperlink w:history="1" r:id="rIdekdvnnfdoi_t2hvdktkcj">
         <w:r>
           <w:rPr>
             <w:rFonts w:ascii="Arial" w:cs="Arial" w:eastAsia="Arial" w:hAnsi="Arial"/>
@@ -18065,7 +18065,7 @@
         </w:rPr>
         <w:t xml:space="preserve"> (</w:t>
       </w:r>
-      <w:hyperlink w:history="1" r:id="rId-iv95zx6mchng0n3fm_fh">
+      <w:hyperlink w:history="1" r:id="rIdjewq627sxmcaaw4sgtpml">
         <w:r>
           <w:rPr>
             <w:rFonts w:ascii="Arial" w:cs="Arial" w:eastAsia="Arial" w:hAnsi="Arial"/>
@@ -19105,7 +19105,7 @@
             <w:pPr>
               <w:spacing w:after="20" w:before="0"/>
             </w:pPr>
-            <w:hyperlink w:history="1" r:id="rId4b9laggsmykbbjb730mgh">
+            <w:hyperlink w:history="1" r:id="rId3cddjbmo1oyx7gzsg8mud">
               <w:r>
                 <w:rPr>
                   <w:rFonts w:ascii="Arial" w:cs="Arial" w:eastAsia="Arial" w:hAnsi="Arial"/>
@@ -19138,7 +19138,7 @@
               <w:spacing w:after="10" w:before="0"/>
               <w:ind w:left="120"/>
             </w:pPr>
-            <w:hyperlink w:history="1" r:id="rIduyzny9zvlanktcs8lxx1a">
+            <w:hyperlink w:history="1" r:id="rIdmxnrdyhwp5m73cwr8j7d0">
               <w:r>
                 <w:rPr>
                   <w:rFonts w:ascii="Arial" w:cs="Arial" w:eastAsia="Arial" w:hAnsi="Arial"/>
@@ -19183,7 +19183,7 @@
             <w:pPr>
               <w:spacing w:after="20" w:before="0"/>
             </w:pPr>
-            <w:hyperlink w:history="1" r:id="rId6ai1gjsulenthpir2eb0w">
+            <w:hyperlink w:history="1" r:id="rIdfxjco-f5zuugvrlc0wbgz">
               <w:r>
                 <w:rPr>
                   <w:rFonts w:ascii="Arial" w:cs="Arial" w:eastAsia="Arial" w:hAnsi="Arial"/>
@@ -19216,7 +19216,7 @@
               <w:spacing w:after="10" w:before="0"/>
               <w:ind w:left="120"/>
             </w:pPr>
-            <w:hyperlink w:history="1" r:id="rIdl9mmwzpxtsszdzfjfocl2">
+            <w:hyperlink w:history="1" r:id="rIde1of6ofamv-acgwf4qipp">
               <w:r>
                 <w:rPr>
                   <w:rFonts w:ascii="Arial" w:cs="Arial" w:eastAsia="Arial" w:hAnsi="Arial"/>
@@ -19416,7 +19416,7 @@
             <w:pPr>
               <w:spacing w:after="20" w:before="0"/>
             </w:pPr>
-            <w:hyperlink w:history="1" r:id="rIdropxnkvwoxugwkkteus6l">
+            <w:hyperlink w:history="1" r:id="rIdzlb81i6zndmwux86htdcr">
               <w:r>
                 <w:rPr>
                   <w:rFonts w:ascii="Arial" w:cs="Arial" w:eastAsia="Arial" w:hAnsi="Arial"/>
@@ -19449,7 +19449,7 @@
               <w:spacing w:after="10" w:before="0"/>
               <w:ind w:left="120"/>
             </w:pPr>
-            <w:hyperlink w:history="1" r:id="rIdezluq_seujqgyo4h8v_n9">
+            <w:hyperlink w:history="1" r:id="rIdlwkosxdcf7h1pcsle0c_f">
               <w:r>
                 <w:rPr>
                   <w:rFonts w:ascii="Arial" w:cs="Arial" w:eastAsia="Arial" w:hAnsi="Arial"/>
@@ -19494,7 +19494,7 @@
             <w:pPr>
               <w:spacing w:after="20" w:before="0"/>
             </w:pPr>
-            <w:hyperlink w:history="1" r:id="rIdqpnebd7pt2vxhenjq2xtj">
+            <w:hyperlink w:history="1" r:id="rIdfdsbntekgl1gldw0domfl">
               <w:r>
                 <w:rPr>
                   <w:rFonts w:ascii="Arial" w:cs="Arial" w:eastAsia="Arial" w:hAnsi="Arial"/>
@@ -19527,7 +19527,7 @@
               <w:spacing w:after="10" w:before="0"/>
               <w:ind w:left="120"/>
             </w:pPr>
-            <w:hyperlink w:history="1" r:id="rId6foba57w6nri8vw3ugbii">
+            <w:hyperlink w:history="1" r:id="rIdfrkrsrg4dkpiiudyydn7k">
               <w:r>
                 <w:rPr>
                   <w:rFonts w:ascii="Arial" w:cs="Arial" w:eastAsia="Arial" w:hAnsi="Arial"/>
@@ -19727,7 +19727,7 @@
             <w:pPr>
               <w:spacing w:after="20" w:before="0"/>
             </w:pPr>
-            <w:hyperlink w:history="1" r:id="rIduc4o9mp4bg5on3ie0ay_b">
+            <w:hyperlink w:history="1" r:id="rIdm8-aka4cwpdrufqxiy-vs">
               <w:r>
                 <w:rPr>
                   <w:rFonts w:ascii="Arial" w:cs="Arial" w:eastAsia="Arial" w:hAnsi="Arial"/>
@@ -19776,7 +19776,7 @@
               <w:spacing w:after="10" w:before="0"/>
               <w:ind w:left="120"/>
             </w:pPr>
-            <w:hyperlink w:history="1" r:id="rIdmpnhh3b5yyxgadc9gx0oq">
+            <w:hyperlink w:history="1" r:id="rId0nx6qwpglchn3wzd1zl2l">
               <w:r>
                 <w:rPr>
                   <w:rFonts w:ascii="Arial" w:cs="Arial" w:eastAsia="Arial" w:hAnsi="Arial"/>
@@ -19821,7 +19821,7 @@
             <w:pPr>
               <w:spacing w:after="20" w:before="0"/>
             </w:pPr>
-            <w:hyperlink w:history="1" r:id="rIdtacykqhndcvpte91vuref">
+            <w:hyperlink w:history="1" r:id="rIddq5vuqejlbrrvsxv2uu_8">
               <w:r>
                 <w:rPr>
                   <w:rFonts w:ascii="Arial" w:cs="Arial" w:eastAsia="Arial" w:hAnsi="Arial"/>
@@ -19854,7 +19854,7 @@
               <w:spacing w:after="10" w:before="0"/>
               <w:ind w:left="120"/>
             </w:pPr>
-            <w:hyperlink w:history="1" r:id="rIdca0ctlnlumv0n7y-hzcqq">
+            <w:hyperlink w:history="1" r:id="rIdxxsifc0qfhruxdvtpxnls">
               <w:r>
                 <w:rPr>
                   <w:rFonts w:ascii="Arial" w:cs="Arial" w:eastAsia="Arial" w:hAnsi="Arial"/>
@@ -20054,7 +20054,7 @@
             <w:pPr>
               <w:spacing w:after="20" w:before="0"/>
             </w:pPr>
-            <w:hyperlink w:history="1" r:id="rIdwhbkzz13weeqv6othrixm">
+            <w:hyperlink w:history="1" r:id="rIdethy_m8feruruhp2tuxse">
               <w:r>
                 <w:rPr>
                   <w:rFonts w:ascii="Arial" w:cs="Arial" w:eastAsia="Arial" w:hAnsi="Arial"/>
@@ -20103,7 +20103,7 @@
               <w:spacing w:after="10" w:before="0"/>
               <w:ind w:left="120"/>
             </w:pPr>
-            <w:hyperlink w:history="1" r:id="rIdk6yhszphbeobr73qk9w4a">
+            <w:hyperlink w:history="1" r:id="rId0lhzx6zx2fqmye9dqp15m">
               <w:r>
                 <w:rPr>
                   <w:rFonts w:ascii="Arial" w:cs="Arial" w:eastAsia="Arial" w:hAnsi="Arial"/>
@@ -20148,7 +20148,7 @@
             <w:pPr>
               <w:spacing w:after="20" w:before="0"/>
             </w:pPr>
-            <w:hyperlink w:history="1" r:id="rIdryqee8wcpdmg9ztemkn2u">
+            <w:hyperlink w:history="1" r:id="rIdyfajpzudjudu1cidp4bbe">
               <w:r>
                 <w:rPr>
                   <w:rFonts w:ascii="Arial" w:cs="Arial" w:eastAsia="Arial" w:hAnsi="Arial"/>
@@ -20181,7 +20181,7 @@
               <w:spacing w:after="10" w:before="0"/>
               <w:ind w:left="120"/>
             </w:pPr>
-            <w:hyperlink w:history="1" r:id="rIdsubbvx0sla1jm_cklqejn">
+            <w:hyperlink w:history="1" r:id="rId-qksm9wvzerwiofg5lthq">
               <w:r>
                 <w:rPr>
                   <w:rFonts w:ascii="Arial" w:cs="Arial" w:eastAsia="Arial" w:hAnsi="Arial"/>
@@ -20381,7 +20381,7 @@
             <w:pPr>
               <w:spacing w:after="20" w:before="0"/>
             </w:pPr>
-            <w:hyperlink w:history="1" r:id="rIdc6smwdoozb9zq4heojx3c">
+            <w:hyperlink w:history="1" r:id="rIdqtt0lgaapnlrgoclowu3d">
               <w:r>
                 <w:rPr>
                   <w:rFonts w:ascii="Arial" w:cs="Arial" w:eastAsia="Arial" w:hAnsi="Arial"/>
@@ -20430,7 +20430,7 @@
               <w:spacing w:after="10" w:before="0"/>
               <w:ind w:left="120"/>
             </w:pPr>
-            <w:hyperlink w:history="1" r:id="rIdvrtvqq8kai2mh4_xiwo0m">
+            <w:hyperlink w:history="1" r:id="rIdaovvpu8wp9xkb8n2gc_lo">
               <w:r>
                 <w:rPr>
                   <w:rFonts w:ascii="Arial" w:cs="Arial" w:eastAsia="Arial" w:hAnsi="Arial"/>
@@ -20475,7 +20475,7 @@
             <w:pPr>
               <w:spacing w:after="20" w:before="0"/>
             </w:pPr>
-            <w:hyperlink w:history="1" r:id="rId7syd3e6tuv2xsni3f6owd">
+            <w:hyperlink w:history="1" r:id="rId6wae--neswjsitfjqzhih">
               <w:r>
                 <w:rPr>
                   <w:rFonts w:ascii="Arial" w:cs="Arial" w:eastAsia="Arial" w:hAnsi="Arial"/>
@@ -20508,7 +20508,7 @@
               <w:spacing w:after="10" w:before="0"/>
               <w:ind w:left="120"/>
             </w:pPr>
-            <w:hyperlink w:history="1" r:id="rId0ibwurfjulythf4ebusmj">
+            <w:hyperlink w:history="1" r:id="rIdgksd7qa3cd8recs9odbcl">
               <w:r>
                 <w:rPr>
                   <w:rFonts w:ascii="Arial" w:cs="Arial" w:eastAsia="Arial" w:hAnsi="Arial"/>
@@ -21033,7 +21033,7 @@
         </w:rPr>
         <w:t xml:space="preserve">© 2026 SeaVuria and ARES. Aligned with KICD objectives. Developed by SeaVuria; technical implementation by ARES (with AI assistance from Claude). Licensed under </w:t>
       </w:r>
-      <w:hyperlink w:history="1" r:id="rIdmbhe9--g6xrr2xong1k8a">
+      <w:hyperlink w:history="1" r:id="rId1ibn7uwmwom7iekfp5yvr">
         <w:r>
           <w:rPr>
             <w:rFonts w:ascii="Arial" w:cs="Arial" w:eastAsia="Arial" w:hAnsi="Arial"/>
@@ -21054,7 +21054,7 @@
         </w:rPr>
         <w:t xml:space="preserve"> (</w:t>
       </w:r>
-      <w:hyperlink w:history="1" r:id="rIdoctyqauowhot9zuzwhw2z">
+      <w:hyperlink w:history="1" r:id="rIdovn8ngipnyn2edbp-hefj">
         <w:r>
           <w:rPr>
             <w:rFonts w:ascii="Arial" w:cs="Arial" w:eastAsia="Arial" w:hAnsi="Arial"/>
@@ -22094,7 +22094,7 @@
             <w:pPr>
               <w:spacing w:after="20" w:before="0"/>
             </w:pPr>
-            <w:hyperlink w:history="1" r:id="rIds2auqqwifl8jn0rqzsbnw">
+            <w:hyperlink w:history="1" r:id="rIdc_v2pau4dvyyg0kdx0lke">
               <w:r>
                 <w:rPr>
                   <w:rFonts w:ascii="Arial" w:cs="Arial" w:eastAsia="Arial" w:hAnsi="Arial"/>
@@ -22127,7 +22127,7 @@
               <w:spacing w:after="10" w:before="0"/>
               <w:ind w:left="120"/>
             </w:pPr>
-            <w:hyperlink w:history="1" r:id="rIddefto2e1epxhku5zmu8a3">
+            <w:hyperlink w:history="1" r:id="rIdy0yheifwwqrkp6xupli48">
               <w:r>
                 <w:rPr>
                   <w:rFonts w:ascii="Arial" w:cs="Arial" w:eastAsia="Arial" w:hAnsi="Arial"/>
@@ -22172,7 +22172,7 @@
             <w:pPr>
               <w:spacing w:after="20" w:before="0"/>
             </w:pPr>
-            <w:hyperlink w:history="1" r:id="rIduthv1fmycpljpbxmzjdio">
+            <w:hyperlink w:history="1" r:id="rIdfj-tknlkwwqklfo3eei5z">
               <w:r>
                 <w:rPr>
                   <w:rFonts w:ascii="Arial" w:cs="Arial" w:eastAsia="Arial" w:hAnsi="Arial"/>
@@ -22205,7 +22205,7 @@
               <w:spacing w:after="10" w:before="0"/>
               <w:ind w:left="120"/>
             </w:pPr>
-            <w:hyperlink w:history="1" r:id="rIdleqbe96rvzyd3byey1mrh">
+            <w:hyperlink w:history="1" r:id="rIdwdcdr0eplle5sz3teokax">
               <w:r>
                 <w:rPr>
                   <w:rFonts w:ascii="Arial" w:cs="Arial" w:eastAsia="Arial" w:hAnsi="Arial"/>
@@ -22485,7 +22485,7 @@
             <w:pPr>
               <w:spacing w:after="20" w:before="0"/>
             </w:pPr>
-            <w:hyperlink w:history="1" r:id="rIdfzotd0nbx5hn2laums2rj">
+            <w:hyperlink w:history="1" r:id="rId1pbyeoqa-0tun44fkya3p">
               <w:r>
                 <w:rPr>
                   <w:rFonts w:ascii="Arial" w:cs="Arial" w:eastAsia="Arial" w:hAnsi="Arial"/>
@@ -22518,7 +22518,7 @@
               <w:spacing w:after="10" w:before="0"/>
               <w:ind w:left="120"/>
             </w:pPr>
-            <w:hyperlink w:history="1" r:id="rIdxkphmt6r-siuyak0kd1sm">
+            <w:hyperlink w:history="1" r:id="rIdnp7enstywxfskh3lmxlbn">
               <w:r>
                 <w:rPr>
                   <w:rFonts w:ascii="Arial" w:cs="Arial" w:eastAsia="Arial" w:hAnsi="Arial"/>
@@ -22563,7 +22563,7 @@
             <w:pPr>
               <w:spacing w:after="20" w:before="0"/>
             </w:pPr>
-            <w:hyperlink w:history="1" r:id="rIdfxnt_7mmtmnmruifpajba">
+            <w:hyperlink w:history="1" r:id="rId4-rjc_fa1x98rcswrpehm">
               <w:r>
                 <w:rPr>
                   <w:rFonts w:ascii="Arial" w:cs="Arial" w:eastAsia="Arial" w:hAnsi="Arial"/>
@@ -22596,7 +22596,7 @@
               <w:spacing w:after="10" w:before="0"/>
               <w:ind w:left="120"/>
             </w:pPr>
-            <w:hyperlink w:history="1" r:id="rIdamivllwrnilkgm-amj--_">
+            <w:hyperlink w:history="1" r:id="rIdtz7lagjntwdbp3lne1xxc">
               <w:r>
                 <w:rPr>
                   <w:rFonts w:ascii="Arial" w:cs="Arial" w:eastAsia="Arial" w:hAnsi="Arial"/>
@@ -23116,7 +23116,7 @@
             <w:pPr>
               <w:spacing w:after="20" w:before="0"/>
             </w:pPr>
-            <w:hyperlink w:history="1" r:id="rIdtixpsracf3l4jf8-vnh04">
+            <w:hyperlink w:history="1" r:id="rId7v0nyyic1fvmoyb1fkb6h">
               <w:r>
                 <w:rPr>
                   <w:rFonts w:ascii="Arial" w:cs="Arial" w:eastAsia="Arial" w:hAnsi="Arial"/>
@@ -23149,7 +23149,7 @@
               <w:spacing w:after="10" w:before="0"/>
               <w:ind w:left="120"/>
             </w:pPr>
-            <w:hyperlink w:history="1" r:id="rIdukt4ufy9cwvijm5jxlayr">
+            <w:hyperlink w:history="1" r:id="rIdxllwi1fa5eqcmh1v_eac7">
               <w:r>
                 <w:rPr>
                   <w:rFonts w:ascii="Arial" w:cs="Arial" w:eastAsia="Arial" w:hAnsi="Arial"/>
@@ -23194,7 +23194,7 @@
             <w:pPr>
               <w:spacing w:after="20" w:before="0"/>
             </w:pPr>
-            <w:hyperlink w:history="1" r:id="rIdfpsppaxjbs1bo-yijpttg">
+            <w:hyperlink w:history="1" r:id="rIdzo8e1n1h3g10o_d6ddqhq">
               <w:r>
                 <w:rPr>
                   <w:rFonts w:ascii="Arial" w:cs="Arial" w:eastAsia="Arial" w:hAnsi="Arial"/>
@@ -23243,7 +23243,7 @@
               <w:spacing w:after="10" w:before="0"/>
               <w:ind w:left="120"/>
             </w:pPr>
-            <w:hyperlink w:history="1" r:id="rIdtqch_wmr1lb9ehjxmoqhd">
+            <w:hyperlink w:history="1" r:id="rId2fy2zyy9kupktpknvqez6">
               <w:r>
                 <w:rPr>
                   <w:rFonts w:ascii="Arial" w:cs="Arial" w:eastAsia="Arial" w:hAnsi="Arial"/>
@@ -23523,7 +23523,7 @@
             <w:pPr>
               <w:spacing w:after="20" w:before="0"/>
             </w:pPr>
-            <w:hyperlink w:history="1" r:id="rId0fnwlio-vmah57hq0ougo">
+            <w:hyperlink w:history="1" r:id="rIdqmhwrvzjezneepkn5m3ut">
               <w:r>
                 <w:rPr>
                   <w:rFonts w:ascii="Arial" w:cs="Arial" w:eastAsia="Arial" w:hAnsi="Arial"/>
@@ -23556,7 +23556,7 @@
               <w:spacing w:after="10" w:before="0"/>
               <w:ind w:left="120"/>
             </w:pPr>
-            <w:hyperlink w:history="1" r:id="rIdcrch6vxcvf5-q2qmxvobo">
+            <w:hyperlink w:history="1" r:id="rIdqxx5o6un_jr51zhgfvw2w">
               <w:r>
                 <w:rPr>
                   <w:rFonts w:ascii="Arial" w:cs="Arial" w:eastAsia="Arial" w:hAnsi="Arial"/>
@@ -23601,7 +23601,7 @@
             <w:pPr>
               <w:spacing w:after="20" w:before="0"/>
             </w:pPr>
-            <w:hyperlink w:history="1" r:id="rIdifgr75wof5nq3qyi1hoz0">
+            <w:hyperlink w:history="1" r:id="rIdmlzw1oin517wyq0pcv6py">
               <w:r>
                 <w:rPr>
                   <w:rFonts w:ascii="Arial" w:cs="Arial" w:eastAsia="Arial" w:hAnsi="Arial"/>
@@ -23650,7 +23650,7 @@
               <w:spacing w:after="10" w:before="0"/>
               <w:ind w:left="120"/>
             </w:pPr>
-            <w:hyperlink w:history="1" r:id="rId4yajmgjr9cwka1ujipmb5">
+            <w:hyperlink w:history="1" r:id="rIdvmypp7gfyftdm316gqduz">
               <w:r>
                 <w:rPr>
                   <w:rFonts w:ascii="Arial" w:cs="Arial" w:eastAsia="Arial" w:hAnsi="Arial"/>
@@ -23930,7 +23930,7 @@
             <w:pPr>
               <w:spacing w:after="20" w:before="0"/>
             </w:pPr>
-            <w:hyperlink w:history="1" r:id="rId3-6s8arrs0gqp3sk5jrks">
+            <w:hyperlink w:history="1" r:id="rIdhxcaxw58qfssve4xglsch">
               <w:r>
                 <w:rPr>
                   <w:rFonts w:ascii="Arial" w:cs="Arial" w:eastAsia="Arial" w:hAnsi="Arial"/>
@@ -23979,7 +23979,7 @@
               <w:spacing w:after="10" w:before="0"/>
               <w:ind w:left="120"/>
             </w:pPr>
-            <w:hyperlink w:history="1" r:id="rIdzkahzey5-ielzc0nwsbdt">
+            <w:hyperlink w:history="1" r:id="rIdcuwiodc4b4mnfnyvgzvlt">
               <w:r>
                 <w:rPr>
                   <w:rFonts w:ascii="Arial" w:cs="Arial" w:eastAsia="Arial" w:hAnsi="Arial"/>
@@ -24024,7 +24024,7 @@
             <w:pPr>
               <w:spacing w:after="20" w:before="0"/>
             </w:pPr>
-            <w:hyperlink w:history="1" r:id="rIdsjwlg3jnadzfmjr_weznc">
+            <w:hyperlink w:history="1" r:id="rIdddhmpi7izxpdolgrasg7s">
               <w:r>
                 <w:rPr>
                   <w:rFonts w:ascii="Arial" w:cs="Arial" w:eastAsia="Arial" w:hAnsi="Arial"/>
@@ -24073,7 +24073,7 @@
               <w:spacing w:after="10" w:before="0"/>
               <w:ind w:left="120"/>
             </w:pPr>
-            <w:hyperlink w:history="1" r:id="rId63moj7sogszeffnzteuem">
+            <w:hyperlink w:history="1" r:id="rIdlizvt4rwory-i0wy49kgc">
               <w:r>
                 <w:rPr>
                   <w:rFonts w:ascii="Arial" w:cs="Arial" w:eastAsia="Arial" w:hAnsi="Arial"/>
@@ -24818,7 +24818,7 @@
         </w:rPr>
         <w:t xml:space="preserve">© 2026 SeaVuria and ARES. Aligned with KICD objectives. Developed by SeaVuria; technical implementation by ARES (with AI assistance from Claude). Licensed under </w:t>
       </w:r>
-      <w:hyperlink w:history="1" r:id="rId1upa3btvq98mypsgzqt2j">
+      <w:hyperlink w:history="1" r:id="rIdr-eedxxd6vsu1b1lby3c1">
         <w:r>
           <w:rPr>
             <w:rFonts w:ascii="Arial" w:cs="Arial" w:eastAsia="Arial" w:hAnsi="Arial"/>
@@ -24839,7 +24839,7 @@
         </w:rPr>
         <w:t xml:space="preserve"> (</w:t>
       </w:r>
-      <w:hyperlink w:history="1" r:id="rIdmlnipjjlcebj1vpywvcvo">
+      <w:hyperlink w:history="1" r:id="rId5gwopgwtsiddjqifcb4jy">
         <w:r>
           <w:rPr>
             <w:rFonts w:ascii="Arial" w:cs="Arial" w:eastAsia="Arial" w:hAnsi="Arial"/>
@@ -25879,7 +25879,7 @@
             <w:pPr>
               <w:spacing w:after="20" w:before="0"/>
             </w:pPr>
-            <w:hyperlink w:history="1" r:id="rIdtvozltdyxzvxm9nmfuagt">
+            <w:hyperlink w:history="1" r:id="rIdd5lurg7yskhj8fk_bnpir">
               <w:r>
                 <w:rPr>
                   <w:rFonts w:ascii="Arial" w:cs="Arial" w:eastAsia="Arial" w:hAnsi="Arial"/>
@@ -25928,7 +25928,7 @@
               <w:spacing w:after="10" w:before="0"/>
               <w:ind w:left="120"/>
             </w:pPr>
-            <w:hyperlink w:history="1" r:id="rIdsc4pb96v-hafujgsa_nbc">
+            <w:hyperlink w:history="1" r:id="rIdiz2kgg7iexiluius05vqf">
               <w:r>
                 <w:rPr>
                   <w:rFonts w:ascii="Arial" w:cs="Arial" w:eastAsia="Arial" w:hAnsi="Arial"/>
@@ -25973,7 +25973,7 @@
             <w:pPr>
               <w:spacing w:after="20" w:before="0"/>
             </w:pPr>
-            <w:hyperlink w:history="1" r:id="rId37bd0dwfnboz62jhtf-ec">
+            <w:hyperlink w:history="1" r:id="rId8ubms5updhpm006dooxqq">
               <w:r>
                 <w:rPr>
                   <w:rFonts w:ascii="Arial" w:cs="Arial" w:eastAsia="Arial" w:hAnsi="Arial"/>
@@ -26022,7 +26022,7 @@
               <w:spacing w:after="10" w:before="0"/>
               <w:ind w:left="120"/>
             </w:pPr>
-            <w:hyperlink w:history="1" r:id="rIdux1jsew63ncvxs9ndsvw_">
+            <w:hyperlink w:history="1" r:id="rIdfliqmb8ierwkkkoeefcqf">
               <w:r>
                 <w:rPr>
                   <w:rFonts w:ascii="Arial" w:cs="Arial" w:eastAsia="Arial" w:hAnsi="Arial"/>
@@ -26222,7 +26222,7 @@
             <w:pPr>
               <w:spacing w:after="20" w:before="0"/>
             </w:pPr>
-            <w:hyperlink w:history="1" r:id="rIdq-lzizx71gb8cwvkyligo">
+            <w:hyperlink w:history="1" r:id="rIdvyna9wumrak6imqoibs91">
               <w:r>
                 <w:rPr>
                   <w:rFonts w:ascii="Arial" w:cs="Arial" w:eastAsia="Arial" w:hAnsi="Arial"/>
@@ -26271,7 +26271,7 @@
               <w:spacing w:after="10" w:before="0"/>
               <w:ind w:left="120"/>
             </w:pPr>
-            <w:hyperlink w:history="1" r:id="rIdu5mo8qmkkve7_i8spbn3w">
+            <w:hyperlink w:history="1" r:id="rIdadqogir34f0bri3jsytb0">
               <w:r>
                 <w:rPr>
                   <w:rFonts w:ascii="Arial" w:cs="Arial" w:eastAsia="Arial" w:hAnsi="Arial"/>
@@ -26316,7 +26316,7 @@
             <w:pPr>
               <w:spacing w:after="20" w:before="0"/>
             </w:pPr>
-            <w:hyperlink w:history="1" r:id="rId5sy9-y4zzpn7bf2xglhcj">
+            <w:hyperlink w:history="1" r:id="rIdnq82opyplnwfdnjlbutzi">
               <w:r>
                 <w:rPr>
                   <w:rFonts w:ascii="Arial" w:cs="Arial" w:eastAsia="Arial" w:hAnsi="Arial"/>
@@ -26365,7 +26365,7 @@
               <w:spacing w:after="10" w:before="0"/>
               <w:ind w:left="120"/>
             </w:pPr>
-            <w:hyperlink w:history="1" r:id="rIdaew0cvosv-xcqsi8o5t10">
+            <w:hyperlink w:history="1" r:id="rId81cf1s0eozo5lxpovimby">
               <w:r>
                 <w:rPr>
                   <w:rFonts w:ascii="Arial" w:cs="Arial" w:eastAsia="Arial" w:hAnsi="Arial"/>
@@ -26565,7 +26565,7 @@
             <w:pPr>
               <w:spacing w:after="20" w:before="0"/>
             </w:pPr>
-            <w:hyperlink w:history="1" r:id="rIdkjhhqfoms6l7eagl28o_x">
+            <w:hyperlink w:history="1" r:id="rIdb-vdulmkqscbqmfcwd5pt">
               <w:r>
                 <w:rPr>
                   <w:rFonts w:ascii="Arial" w:cs="Arial" w:eastAsia="Arial" w:hAnsi="Arial"/>
@@ -26614,7 +26614,7 @@
               <w:spacing w:after="10" w:before="0"/>
               <w:ind w:left="120"/>
             </w:pPr>
-            <w:hyperlink w:history="1" r:id="rId_aeuss4gnrctvsefndfrq">
+            <w:hyperlink w:history="1" r:id="rIdnvpt1m16p7gnsboscxnvu">
               <w:r>
                 <w:rPr>
                   <w:rFonts w:ascii="Arial" w:cs="Arial" w:eastAsia="Arial" w:hAnsi="Arial"/>
@@ -26659,7 +26659,7 @@
             <w:pPr>
               <w:spacing w:after="20" w:before="0"/>
             </w:pPr>
-            <w:hyperlink w:history="1" r:id="rId70msh3tlg2huv0ripchdm">
+            <w:hyperlink w:history="1" r:id="rIdombz4k9ry33t9ltdcneas">
               <w:r>
                 <w:rPr>
                   <w:rFonts w:ascii="Arial" w:cs="Arial" w:eastAsia="Arial" w:hAnsi="Arial"/>
@@ -26708,7 +26708,7 @@
               <w:spacing w:after="10" w:before="0"/>
               <w:ind w:left="120"/>
             </w:pPr>
-            <w:hyperlink w:history="1" r:id="rIdmd4o3y0uukya1hd716tur">
+            <w:hyperlink w:history="1" r:id="rIdgyeldilgurfgyc70jyy9n">
               <w:r>
                 <w:rPr>
                   <w:rFonts w:ascii="Arial" w:cs="Arial" w:eastAsia="Arial" w:hAnsi="Arial"/>
@@ -26908,7 +26908,7 @@
             <w:pPr>
               <w:spacing w:after="20" w:before="0"/>
             </w:pPr>
-            <w:hyperlink w:history="1" r:id="rIdnwpwhwtaa9cqwc0ayoqj0">
+            <w:hyperlink w:history="1" r:id="rIdfbxzk_3jjaa9dmaig1txm">
               <w:r>
                 <w:rPr>
                   <w:rFonts w:ascii="Arial" w:cs="Arial" w:eastAsia="Arial" w:hAnsi="Arial"/>
@@ -26957,7 +26957,7 @@
               <w:spacing w:after="10" w:before="0"/>
               <w:ind w:left="120"/>
             </w:pPr>
-            <w:hyperlink w:history="1" r:id="rIdhc1utlajn4e2xbilvx22v">
+            <w:hyperlink w:history="1" r:id="rIdt4qnlkryvxa6in0iaprrp">
               <w:r>
                 <w:rPr>
                   <w:rFonts w:ascii="Arial" w:cs="Arial" w:eastAsia="Arial" w:hAnsi="Arial"/>
@@ -27002,7 +27002,7 @@
             <w:pPr>
               <w:spacing w:after="20" w:before="0"/>
             </w:pPr>
-            <w:hyperlink w:history="1" r:id="rId-irpo0bvdq_0exdo5eozs">
+            <w:hyperlink w:history="1" r:id="rIdaxhmomqcit05svmromui3">
               <w:r>
                 <w:rPr>
                   <w:rFonts w:ascii="Arial" w:cs="Arial" w:eastAsia="Arial" w:hAnsi="Arial"/>
@@ -27051,7 +27051,7 @@
               <w:spacing w:after="10" w:before="0"/>
               <w:ind w:left="120"/>
             </w:pPr>
-            <w:hyperlink w:history="1" r:id="rIdda_d6fmhyer9t3rhxowuq">
+            <w:hyperlink w:history="1" r:id="rIdeoard63n9vdedgemicfi8">
               <w:r>
                 <w:rPr>
                   <w:rFonts w:ascii="Arial" w:cs="Arial" w:eastAsia="Arial" w:hAnsi="Arial"/>
@@ -27251,7 +27251,7 @@
             <w:pPr>
               <w:spacing w:after="20" w:before="0"/>
             </w:pPr>
-            <w:hyperlink w:history="1" r:id="rIddwgqjoi43ferr7du118_b">
+            <w:hyperlink w:history="1" r:id="rId4j0n3yfbj0bzwifnyhkvc">
               <w:r>
                 <w:rPr>
                   <w:rFonts w:ascii="Arial" w:cs="Arial" w:eastAsia="Arial" w:hAnsi="Arial"/>
@@ -27300,7 +27300,7 @@
               <w:spacing w:after="10" w:before="0"/>
               <w:ind w:left="120"/>
             </w:pPr>
-            <w:hyperlink w:history="1" r:id="rIdowvtgdymcc_pmpgltb_ym">
+            <w:hyperlink w:history="1" r:id="rIdcae2vnzlbecywarwxz0pv">
               <w:r>
                 <w:rPr>
                   <w:rFonts w:ascii="Arial" w:cs="Arial" w:eastAsia="Arial" w:hAnsi="Arial"/>
@@ -27345,7 +27345,7 @@
             <w:pPr>
               <w:spacing w:after="20" w:before="0"/>
             </w:pPr>
-            <w:hyperlink w:history="1" r:id="rIdobgwj6a7pbfs8bezvpcoq">
+            <w:hyperlink w:history="1" r:id="rIdwuk1ro3lgbnbjn_pufkar">
               <w:r>
                 <w:rPr>
                   <w:rFonts w:ascii="Arial" w:cs="Arial" w:eastAsia="Arial" w:hAnsi="Arial"/>
@@ -27394,7 +27394,7 @@
               <w:spacing w:after="10" w:before="0"/>
               <w:ind w:left="120"/>
             </w:pPr>
-            <w:hyperlink w:history="1" r:id="rIdm_ulzzndgny2viato1izu">
+            <w:hyperlink w:history="1" r:id="rIditaaaycpf1mf4wy_xiefi">
               <w:r>
                 <w:rPr>
                   <w:rFonts w:ascii="Arial" w:cs="Arial" w:eastAsia="Arial" w:hAnsi="Arial"/>
@@ -27919,7 +27919,7 @@
         </w:rPr>
         <w:t xml:space="preserve">© 2026 SeaVuria and ARES. Aligned with KICD objectives. Developed by SeaVuria; technical implementation by ARES (with AI assistance from Claude). Licensed under </w:t>
       </w:r>
-      <w:hyperlink w:history="1" r:id="rIdrgrqgxsnt5vchvvoqxrlf">
+      <w:hyperlink w:history="1" r:id="rIdufgxiul1h0vb0m6dx9b3e">
         <w:r>
           <w:rPr>
             <w:rFonts w:ascii="Arial" w:cs="Arial" w:eastAsia="Arial" w:hAnsi="Arial"/>
@@ -27940,7 +27940,7 @@
         </w:rPr>
         <w:t xml:space="preserve"> (</w:t>
       </w:r>
-      <w:hyperlink w:history="1" r:id="rId7vfe4l8ityise8etqibz2">
+      <w:hyperlink w:history="1" r:id="rIdfkchlucghcx5j5fk07wmr">
         <w:r>
           <w:rPr>
             <w:rFonts w:ascii="Arial" w:cs="Arial" w:eastAsia="Arial" w:hAnsi="Arial"/>
@@ -28997,7 +28997,7 @@
               <w:spacing w:after="10" w:before="0"/>
               <w:ind w:left="120"/>
             </w:pPr>
-            <w:hyperlink w:history="1" r:id="rId0e-6zeooq-che_ohnkloa">
+            <w:hyperlink w:history="1" r:id="rIdckur9yvdbmpcwg3ymyne4">
               <w:r>
                 <w:rPr>
                   <w:rFonts w:ascii="Arial" w:cs="Arial" w:eastAsia="Arial" w:hAnsi="Arial"/>
@@ -29074,7 +29074,7 @@
               <w:spacing w:after="10" w:before="0"/>
               <w:ind w:left="120"/>
             </w:pPr>
-            <w:hyperlink w:history="1" r:id="rIddrqtel4qjflmoncfkkffu">
+            <w:hyperlink w:history="1" r:id="rIdjowra9d3dnurl10yvngch">
               <w:r>
                 <w:rPr>
                   <w:rFonts w:ascii="Arial" w:cs="Arial" w:eastAsia="Arial" w:hAnsi="Arial"/>
@@ -29306,7 +29306,7 @@
               <w:spacing w:after="10" w:before="0"/>
               <w:ind w:left="120"/>
             </w:pPr>
-            <w:hyperlink w:history="1" r:id="rIdz55icmphoaefibwz1jc-m">
+            <w:hyperlink w:history="1" r:id="rIdlwgnjekifqeuoo9-zh_zl">
               <w:r>
                 <w:rPr>
                   <w:rFonts w:ascii="Arial" w:cs="Arial" w:eastAsia="Arial" w:hAnsi="Arial"/>
@@ -29383,7 +29383,7 @@
               <w:spacing w:after="10" w:before="0"/>
               <w:ind w:left="120"/>
             </w:pPr>
-            <w:hyperlink w:history="1" r:id="rIdrcog0qgokhmzaimn9ybi3">
+            <w:hyperlink w:history="1" r:id="rIdcvtcpdnuy8xwtt0ivpxnk">
               <w:r>
                 <w:rPr>
                   <w:rFonts w:ascii="Arial" w:cs="Arial" w:eastAsia="Arial" w:hAnsi="Arial"/>
@@ -29615,7 +29615,7 @@
               <w:spacing w:after="10" w:before="0"/>
               <w:ind w:left="120"/>
             </w:pPr>
-            <w:hyperlink w:history="1" r:id="rIdowlkikvhw7dp1nevltayd">
+            <w:hyperlink w:history="1" r:id="rIdwgany_peaumlswobnfkf0">
               <w:r>
                 <w:rPr>
                   <w:rFonts w:ascii="Arial" w:cs="Arial" w:eastAsia="Arial" w:hAnsi="Arial"/>
@@ -29692,7 +29692,7 @@
               <w:spacing w:after="10" w:before="0"/>
               <w:ind w:left="120"/>
             </w:pPr>
-            <w:hyperlink w:history="1" r:id="rIdl8iabqylzfrbt5wmhmz2c">
+            <w:hyperlink w:history="1" r:id="rId1leaarsflutm63xlravct">
               <w:r>
                 <w:rPr>
                   <w:rFonts w:ascii="Arial" w:cs="Arial" w:eastAsia="Arial" w:hAnsi="Arial"/>
@@ -29924,7 +29924,7 @@
               <w:spacing w:after="10" w:before="0"/>
               <w:ind w:left="120"/>
             </w:pPr>
-            <w:hyperlink w:history="1" r:id="rIdk_x_tdt1rrvgdyhege_tf">
+            <w:hyperlink w:history="1" r:id="rIdwipny1n-wqakroy-7f9eu">
               <w:r>
                 <w:rPr>
                   <w:rFonts w:ascii="Arial" w:cs="Arial" w:eastAsia="Arial" w:hAnsi="Arial"/>
@@ -30001,7 +30001,7 @@
               <w:spacing w:after="10" w:before="0"/>
               <w:ind w:left="120"/>
             </w:pPr>
-            <w:hyperlink w:history="1" r:id="rIdjrymjvdtuizknyytkcddk">
+            <w:hyperlink w:history="1" r:id="rIdzutk0erdctifgm0lvvk-k">
               <w:r>
                 <w:rPr>
                   <w:rFonts w:ascii="Arial" w:cs="Arial" w:eastAsia="Arial" w:hAnsi="Arial"/>
@@ -30233,7 +30233,7 @@
               <w:spacing w:after="10" w:before="0"/>
               <w:ind w:left="120"/>
             </w:pPr>
-            <w:hyperlink w:history="1" r:id="rIdr8svnssbqfyztajpnabkv">
+            <w:hyperlink w:history="1" r:id="rId5qvaxa9tzxfe4-9y03zgm">
               <w:r>
                 <w:rPr>
                   <w:rFonts w:ascii="Arial" w:cs="Arial" w:eastAsia="Arial" w:hAnsi="Arial"/>
@@ -30310,7 +30310,7 @@
               <w:spacing w:after="10" w:before="0"/>
               <w:ind w:left="120"/>
             </w:pPr>
-            <w:hyperlink w:history="1" r:id="rIdnhacu4curbzasamhl0foi">
+            <w:hyperlink w:history="1" r:id="rIdojmewfdfn8zsnoupjq1ys">
               <w:r>
                 <w:rPr>
                   <w:rFonts w:ascii="Arial" w:cs="Arial" w:eastAsia="Arial" w:hAnsi="Arial"/>
@@ -30850,7 +30850,7 @@
         </w:rPr>
         <w:t xml:space="preserve">© 2026 SeaVuria and ARES. Aligned with KICD objectives. Developed by SeaVuria; technical implementation by ARES (with AI assistance from Claude). Licensed under </w:t>
       </w:r>
-      <w:hyperlink w:history="1" r:id="rIdhjrm0axbjryzf5pca-frt">
+      <w:hyperlink w:history="1" r:id="rId0amhs2m4vn8-ql29v6ysl">
         <w:r>
           <w:rPr>
             <w:rFonts w:ascii="Arial" w:cs="Arial" w:eastAsia="Arial" w:hAnsi="Arial"/>
@@ -30871,7 +30871,7 @@
         </w:rPr>
         <w:t xml:space="preserve"> (</w:t>
       </w:r>
-      <w:hyperlink w:history="1" r:id="rIduvsy9xrtos-erd32pi0au">
+      <w:hyperlink w:history="1" r:id="rIde0q4fok8s1jiadoqnrlou">
         <w:r>
           <w:rPr>
             <w:rFonts w:ascii="Arial" w:cs="Arial" w:eastAsia="Arial" w:hAnsi="Arial"/>
@@ -31911,7 +31911,7 @@
             <w:pPr>
               <w:spacing w:after="20" w:before="0"/>
             </w:pPr>
-            <w:hyperlink w:history="1" r:id="rIdyjpvotkgwhjczoludbwhr">
+            <w:hyperlink w:history="1" r:id="rIdbnlonjbj7apgrkx_lim8r">
               <w:r>
                 <w:rPr>
                   <w:rFonts w:ascii="Arial" w:cs="Arial" w:eastAsia="Arial" w:hAnsi="Arial"/>
@@ -31944,7 +31944,7 @@
               <w:spacing w:after="10" w:before="0"/>
               <w:ind w:left="120"/>
             </w:pPr>
-            <w:hyperlink w:history="1" r:id="rId5xxpbn2hhukg-f8v84081">
+            <w:hyperlink w:history="1" r:id="rIdccmgekjrelwdxfzvw8ysb">
               <w:r>
                 <w:rPr>
                   <w:rFonts w:ascii="Arial" w:cs="Arial" w:eastAsia="Arial" w:hAnsi="Arial"/>
@@ -31989,7 +31989,7 @@
             <w:pPr>
               <w:spacing w:after="20" w:before="0"/>
             </w:pPr>
-            <w:hyperlink w:history="1" r:id="rIdxvazqwcyh6-vnvn-xhvta">
+            <w:hyperlink w:history="1" r:id="rIdh5o-sj2jo3az-hb7svbte">
               <w:r>
                 <w:rPr>
                   <w:rFonts w:ascii="Arial" w:cs="Arial" w:eastAsia="Arial" w:hAnsi="Arial"/>
@@ -32022,7 +32022,7 @@
               <w:spacing w:after="10" w:before="0"/>
               <w:ind w:left="120"/>
             </w:pPr>
-            <w:hyperlink w:history="1" r:id="rId9vpsweeb5nlxekinpqry8">
+            <w:hyperlink w:history="1" r:id="rIdlnddawhfmsbhq_wwgjuu2">
               <w:r>
                 <w:rPr>
                   <w:rFonts w:ascii="Arial" w:cs="Arial" w:eastAsia="Arial" w:hAnsi="Arial"/>
@@ -32222,7 +32222,7 @@
             <w:pPr>
               <w:spacing w:after="20" w:before="0"/>
             </w:pPr>
-            <w:hyperlink w:history="1" r:id="rId3hfatyhyssovypvfsvm4k">
+            <w:hyperlink w:history="1" r:id="rIdccarzoghcpeyx7g8u67tx">
               <w:r>
                 <w:rPr>
                   <w:rFonts w:ascii="Arial" w:cs="Arial" w:eastAsia="Arial" w:hAnsi="Arial"/>
@@ -32255,7 +32255,7 @@
               <w:spacing w:after="10" w:before="0"/>
               <w:ind w:left="120"/>
             </w:pPr>
-            <w:hyperlink w:history="1" r:id="rIdg_1gtc8ndbhuivrf6uevh">
+            <w:hyperlink w:history="1" r:id="rIdntq38p_tqugwvidpx7v8d">
               <w:r>
                 <w:rPr>
                   <w:rFonts w:ascii="Arial" w:cs="Arial" w:eastAsia="Arial" w:hAnsi="Arial"/>
@@ -32300,7 +32300,7 @@
             <w:pPr>
               <w:spacing w:after="20" w:before="0"/>
             </w:pPr>
-            <w:hyperlink w:history="1" r:id="rIdnubbysgenqhissgtdbqet">
+            <w:hyperlink w:history="1" r:id="rIdqtwdbxs2yinvqip0z6qfy">
               <w:r>
                 <w:rPr>
                   <w:rFonts w:ascii="Arial" w:cs="Arial" w:eastAsia="Arial" w:hAnsi="Arial"/>
@@ -32333,7 +32333,7 @@
               <w:spacing w:after="10" w:before="0"/>
               <w:ind w:left="120"/>
             </w:pPr>
-            <w:hyperlink w:history="1" r:id="rIdvkzvoj24jp3nzwpryfjwn">
+            <w:hyperlink w:history="1" r:id="rIdy5rw6o7_o8-i_yf4tmfzt">
               <w:r>
                 <w:rPr>
                   <w:rFonts w:ascii="Arial" w:cs="Arial" w:eastAsia="Arial" w:hAnsi="Arial"/>
@@ -32533,7 +32533,7 @@
             <w:pPr>
               <w:spacing w:after="20" w:before="0"/>
             </w:pPr>
-            <w:hyperlink w:history="1" r:id="rIdxg-ey1hl4ktyr8nnsmpn1">
+            <w:hyperlink w:history="1" r:id="rIdxewq4gkqhdopjygr4zo7u">
               <w:r>
                 <w:rPr>
                   <w:rFonts w:ascii="Arial" w:cs="Arial" w:eastAsia="Arial" w:hAnsi="Arial"/>
@@ -32582,7 +32582,7 @@
               <w:spacing w:after="10" w:before="0"/>
               <w:ind w:left="120"/>
             </w:pPr>
-            <w:hyperlink w:history="1" r:id="rIdigdnd_tbcjikcbfveb_5a">
+            <w:hyperlink w:history="1" r:id="rIde4qyu9r9jvmebqd4a_4if">
               <w:r>
                 <w:rPr>
                   <w:rFonts w:ascii="Arial" w:cs="Arial" w:eastAsia="Arial" w:hAnsi="Arial"/>
@@ -32627,7 +32627,7 @@
             <w:pPr>
               <w:spacing w:after="20" w:before="0"/>
             </w:pPr>
-            <w:hyperlink w:history="1" r:id="rId_yjze7jmiiblxmubue_lk">
+            <w:hyperlink w:history="1" r:id="rIdijpbgpclk2yz5xvps3_ld">
               <w:r>
                 <w:rPr>
                   <w:rFonts w:ascii="Arial" w:cs="Arial" w:eastAsia="Arial" w:hAnsi="Arial"/>
@@ -32660,7 +32660,7 @@
               <w:spacing w:after="10" w:before="0"/>
               <w:ind w:left="120"/>
             </w:pPr>
-            <w:hyperlink w:history="1" r:id="rIdmjz8esjoryfkiqzvhn_ld">
+            <w:hyperlink w:history="1" r:id="rIdxkhbxeufqbdt32gscx-_r">
               <w:r>
                 <w:rPr>
                   <w:rFonts w:ascii="Arial" w:cs="Arial" w:eastAsia="Arial" w:hAnsi="Arial"/>
@@ -32860,7 +32860,7 @@
             <w:pPr>
               <w:spacing w:after="20" w:before="0"/>
             </w:pPr>
-            <w:hyperlink w:history="1" r:id="rIddonwj_1v-wbq8qtmtrxpy">
+            <w:hyperlink w:history="1" r:id="rIdygnske2haagirvwcuygbd">
               <w:r>
                 <w:rPr>
                   <w:rFonts w:ascii="Arial" w:cs="Arial" w:eastAsia="Arial" w:hAnsi="Arial"/>
@@ -32909,7 +32909,7 @@
               <w:spacing w:after="10" w:before="0"/>
               <w:ind w:left="120"/>
             </w:pPr>
-            <w:hyperlink w:history="1" r:id="rIdnt-atxjr8wlzaiwlsuawt">
+            <w:hyperlink w:history="1" r:id="rIdwc1mz59hsixwbqim60kuw">
               <w:r>
                 <w:rPr>
                   <w:rFonts w:ascii="Arial" w:cs="Arial" w:eastAsia="Arial" w:hAnsi="Arial"/>
@@ -32954,7 +32954,7 @@
             <w:pPr>
               <w:spacing w:after="20" w:before="0"/>
             </w:pPr>
-            <w:hyperlink w:history="1" r:id="rIdyh-1wdo1jbbmhdnl9urgz">
+            <w:hyperlink w:history="1" r:id="rIdln5hvmmdcdwb93zgs2ib_">
               <w:r>
                 <w:rPr>
                   <w:rFonts w:ascii="Arial" w:cs="Arial" w:eastAsia="Arial" w:hAnsi="Arial"/>
@@ -32987,7 +32987,7 @@
               <w:spacing w:after="10" w:before="0"/>
               <w:ind w:left="120"/>
             </w:pPr>
-            <w:hyperlink w:history="1" r:id="rId8hg0d1pz7jrkda5ss63ks">
+            <w:hyperlink w:history="1" r:id="rIdsdnbf1mik6s-w-qwh8pe0">
               <w:r>
                 <w:rPr>
                   <w:rFonts w:ascii="Arial" w:cs="Arial" w:eastAsia="Arial" w:hAnsi="Arial"/>
@@ -33187,7 +33187,7 @@
             <w:pPr>
               <w:spacing w:after="20" w:before="0"/>
             </w:pPr>
-            <w:hyperlink w:history="1" r:id="rIderxxjxmowqzmt8fwctn_7">
+            <w:hyperlink w:history="1" r:id="rId0jwsu8wlywv7dic-3ovgd">
               <w:r>
                 <w:rPr>
                   <w:rFonts w:ascii="Arial" w:cs="Arial" w:eastAsia="Arial" w:hAnsi="Arial"/>
@@ -33236,7 +33236,7 @@
               <w:spacing w:after="10" w:before="0"/>
               <w:ind w:left="120"/>
             </w:pPr>
-            <w:hyperlink w:history="1" r:id="rIdcnznsqmvidjn8lc6ujohj">
+            <w:hyperlink w:history="1" r:id="rIdytgurjthjaac29rkka5g3">
               <w:r>
                 <w:rPr>
                   <w:rFonts w:ascii="Arial" w:cs="Arial" w:eastAsia="Arial" w:hAnsi="Arial"/>
@@ -33281,7 +33281,7 @@
             <w:pPr>
               <w:spacing w:after="20" w:before="0"/>
             </w:pPr>
-            <w:hyperlink w:history="1" r:id="rId0yww7ao9zpvbtvnro_thc">
+            <w:hyperlink w:history="1" r:id="rId0hy9zn07-l7b4lmqj0gxd">
               <w:r>
                 <w:rPr>
                   <w:rFonts w:ascii="Arial" w:cs="Arial" w:eastAsia="Arial" w:hAnsi="Arial"/>
@@ -33330,7 +33330,7 @@
               <w:spacing w:after="10" w:before="0"/>
               <w:ind w:left="120"/>
             </w:pPr>
-            <w:hyperlink w:history="1" r:id="rIdbbxvkmjjia-h90qtinbzx">
+            <w:hyperlink w:history="1" r:id="rIdvdjokf0qtqmdaeojrhayk">
               <w:r>
                 <w:rPr>
                   <w:rFonts w:ascii="Arial" w:cs="Arial" w:eastAsia="Arial" w:hAnsi="Arial"/>
@@ -33855,7 +33855,7 @@
         </w:rPr>
         <w:t xml:space="preserve">© 2026 SeaVuria and ARES. Aligned with KICD objectives. Developed by SeaVuria; technical implementation by ARES (with AI assistance from Claude). Licensed under </w:t>
       </w:r>
-      <w:hyperlink w:history="1" r:id="rId2lksuj6qygmkr1qactzdc">
+      <w:hyperlink w:history="1" r:id="rIdpogmoyoshyobdgfequg_r">
         <w:r>
           <w:rPr>
             <w:rFonts w:ascii="Arial" w:cs="Arial" w:eastAsia="Arial" w:hAnsi="Arial"/>
@@ -33876,7 +33876,7 @@
         </w:rPr>
         <w:t xml:space="preserve"> (</w:t>
       </w:r>
-      <w:hyperlink w:history="1" r:id="rIdvadzfjpyvet5xjwjicmey">
+      <w:hyperlink w:history="1" r:id="rIdy0p22hsnoqmhr1wdvpc9g">
         <w:r>
           <w:rPr>
             <w:rFonts w:ascii="Arial" w:cs="Arial" w:eastAsia="Arial" w:hAnsi="Arial"/>
